--- a/src/Tests/Inputs/postcards/04/input.docx
+++ b/src/Tests/Inputs/postcards/04/input.docx
@@ -1,6 +1,6 @@
 
 <file path=word/document.xml><?xml version="1.0" encoding="utf-8"?>
-<w:document xmlns:wpc="http://schemas.microsoft.com/office/word/2010/wordprocessingCanvas" xmlns:cx="http://schemas.microsoft.com/office/drawing/2014/chartex" xmlns:cx1="http://schemas.microsoft.com/office/drawing/2015/9/8/chartex" xmlns:cx2="http://schemas.microsoft.com/office/drawing/2015/10/21/chartex" xmlns:cx3="http://schemas.microsoft.com/office/drawing/2016/5/9/chartex" xmlns:cx4="http://schemas.microsoft.com/office/drawing/2016/5/10/chartex" xmlns:cx5="http://schemas.microsoft.com/office/drawing/2016/5/11/chartex" xmlns:cx6="http://schemas.microsoft.com/office/drawing/2016/5/12/chartex" xmlns:cx7="http://schemas.microsoft.com/office/drawing/2016/5/13/chartex" xmlns:cx8="http://schemas.microsoft.com/office/drawing/2016/5/14/chartex" xmlns:mc="http://schemas.openxmlformats.org/markup-compatibility/2006" xmlns:aink="http://schemas.microsoft.com/office/drawing/2016/ink" xmlns:am3d="http://schemas.microsoft.com/office/drawing/2017/model3d" xmlns:o="urn:schemas-microsoft-com:office:office" xmlns:r="http://schemas.openxmlformats.org/officeDocument/2006/relationships" xmlns:m="http://schemas.openxmlformats.org/officeDocument/2006/math" xmlns:v="urn:schemas-microsoft-com:vml" xmlns:wp14="http://schemas.microsoft.com/office/word/2010/wordprocessingDrawing" xmlns:wp="http://schemas.openxmlformats.org/drawingml/2006/wordprocessingDrawing" xmlns:w10="urn:schemas-microsoft-com:office:word" xmlns:w="http://schemas.openxmlformats.org/wordprocessingml/2006/main" xmlns:w14="http://schemas.microsoft.com/office/word/2010/wordml" xmlns:w15="http://schemas.microsoft.com/office/word/2012/wordml" xmlns:w16cex="http://schemas.microsoft.com/office/word/2018/wordml/cex" xmlns:w16cid="http://schemas.microsoft.com/office/word/2016/wordml/cid" xmlns:w16="http://schemas.microsoft.com/office/word/2018/wordml" xmlns:w16sdtdh="http://schemas.microsoft.com/office/word/2020/wordml/sdtdatahash" xmlns:w16se="http://schemas.microsoft.com/office/word/2015/wordml/symex" xmlns:wpg="http://schemas.microsoft.com/office/word/2010/wordprocessingGroup" xmlns:wpi="http://schemas.microsoft.com/office/word/2010/wordprocessingInk" xmlns:wne="http://schemas.microsoft.com/office/word/2006/wordml" xmlns:wps="http://schemas.microsoft.com/office/word/2010/wordprocessingShape" mc:Ignorable="w14 w15 w16se w16cid w16 w16cex w16sdtdh wp14">
+<w:document xmlns:a="http://schemas.openxmlformats.org/drawingml/2006/main" xmlns:adec="http://schemas.microsoft.com/office/drawing/2017/decorative" xmlns:pic="http://schemas.openxmlformats.org/drawingml/2006/picture" xmlns:a14="http://schemas.microsoft.com/office/drawing/2010/main" xmlns:ask="http://schemas.microsoft.com/office/drawing/2018/sketchyshapes" xmlns:wpc="http://schemas.microsoft.com/office/word/2010/wordprocessingCanvas" xmlns:cx="http://schemas.microsoft.com/office/drawing/2014/chartex" xmlns:cx1="http://schemas.microsoft.com/office/drawing/2015/9/8/chartex" xmlns:cx2="http://schemas.microsoft.com/office/drawing/2015/10/21/chartex" xmlns:cx3="http://schemas.microsoft.com/office/drawing/2016/5/9/chartex" xmlns:cx4="http://schemas.microsoft.com/office/drawing/2016/5/10/chartex" xmlns:cx5="http://schemas.microsoft.com/office/drawing/2016/5/11/chartex" xmlns:cx6="http://schemas.microsoft.com/office/drawing/2016/5/12/chartex" xmlns:cx7="http://schemas.microsoft.com/office/drawing/2016/5/13/chartex" xmlns:cx8="http://schemas.microsoft.com/office/drawing/2016/5/14/chartex" xmlns:mc="http://schemas.openxmlformats.org/markup-compatibility/2006" xmlns:aink="http://schemas.microsoft.com/office/drawing/2016/ink" xmlns:am3d="http://schemas.microsoft.com/office/drawing/2017/model3d" xmlns:o="urn:schemas-microsoft-com:office:office" xmlns:r="http://schemas.openxmlformats.org/officeDocument/2006/relationships" xmlns:m="http://schemas.openxmlformats.org/officeDocument/2006/math" xmlns:v="urn:schemas-microsoft-com:vml" xmlns:wp14="http://schemas.microsoft.com/office/word/2010/wordprocessingDrawing" xmlns:wp="http://schemas.openxmlformats.org/drawingml/2006/wordprocessingDrawing" xmlns:w10="urn:schemas-microsoft-com:office:word" xmlns:w="http://schemas.openxmlformats.org/wordprocessingml/2006/main" xmlns:w14="http://schemas.microsoft.com/office/word/2010/wordml" xmlns:w15="http://schemas.microsoft.com/office/word/2012/wordml" xmlns:w16cex="http://schemas.microsoft.com/office/word/2018/wordml/cex" xmlns:w16cid="http://schemas.microsoft.com/office/word/2016/wordml/cid" xmlns:w16="http://schemas.microsoft.com/office/word/2018/wordml" xmlns:w16sdtdh="http://schemas.microsoft.com/office/word/2020/wordml/sdtdatahash" xmlns:w16se="http://schemas.microsoft.com/office/word/2015/wordml/symex" xmlns:wpg="http://schemas.microsoft.com/office/word/2010/wordprocessingGroup" xmlns:wpi="http://schemas.microsoft.com/office/word/2010/wordprocessingInk" xmlns:wne="http://schemas.microsoft.com/office/word/2006/wordml" xmlns:wps="http://schemas.microsoft.com/office/word/2010/wordprocessingShape" mc:Ignorable="w14 w15 w16se w16cid w16 w16cex w16sdtdh wp14">
   <w:body>
     <w:p>
       <w:pPr>
@@ -24,8 +24,8 @@
           <w:tcPr>
             <w:tcW w:w="192" w:type="pct"/>
             <w:tcBorders>
-              <w:bottom w:val="single" w:sz="4" w:space="0" w:color="auto"/>
-              <w:right w:val="single" w:sz="4" w:space="0" w:color="auto"/>
+              <w:bottom w:val="single" w:color="auto" w:sz="4" w:space="0"/>
+              <w:right w:val="single" w:color="auto" w:sz="4" w:space="0"/>
             </w:tcBorders>
           </w:tcPr>
           <w:p/>
@@ -35,8 +35,8 @@
             <w:tcW w:w="4616" w:type="pct"/>
             <w:gridSpan w:val="2"/>
             <w:tcBorders>
-              <w:left w:val="single" w:sz="4" w:space="0" w:color="auto"/>
-              <w:right w:val="single" w:sz="4" w:space="0" w:color="auto"/>
+              <w:left w:val="single" w:color="auto" w:sz="4" w:space="0"/>
+              <w:right w:val="single" w:color="auto" w:sz="4" w:space="0"/>
             </w:tcBorders>
           </w:tcPr>
           <w:p/>
@@ -45,8 +45,8 @@
           <w:tcPr>
             <w:tcW w:w="192" w:type="pct"/>
             <w:tcBorders>
-              <w:left w:val="single" w:sz="4" w:space="0" w:color="auto"/>
-              <w:bottom w:val="single" w:sz="4" w:space="0" w:color="auto"/>
+              <w:left w:val="single" w:color="auto" w:sz="4" w:space="0"/>
+              <w:bottom w:val="single" w:color="auto" w:sz="4" w:space="0"/>
             </w:tcBorders>
           </w:tcPr>
           <w:p/>
@@ -57,7 +57,7 @@
           <w:tcPr>
             <w:tcW w:w="192" w:type="pct"/>
             <w:tcBorders>
-              <w:top w:val="single" w:sz="4" w:space="0" w:color="auto"/>
+              <w:top w:val="single" w:color="auto" w:sz="4" w:space="0"/>
             </w:tcBorders>
           </w:tcPr>
           <w:p/>
@@ -100,7 +100,7 @@
           <w:tcPr>
             <w:tcW w:w="192" w:type="pct"/>
             <w:tcBorders>
-              <w:top w:val="single" w:sz="4" w:space="0" w:color="auto"/>
+              <w:top w:val="single" w:color="auto" w:sz="4" w:space="0"/>
             </w:tcBorders>
           </w:tcPr>
           <w:p/>
@@ -281,7 +281,7 @@
           <w:tcPr>
             <w:tcW w:w="192" w:type="pct"/>
             <w:tcBorders>
-              <w:bottom w:val="single" w:sz="4" w:space="0" w:color="auto"/>
+              <w:bottom w:val="single" w:color="auto" w:sz="4" w:space="0"/>
             </w:tcBorders>
           </w:tcPr>
           <w:p/>
@@ -385,7 +385,7 @@
           <w:tcPr>
             <w:tcW w:w="192" w:type="pct"/>
             <w:tcBorders>
-              <w:bottom w:val="single" w:sz="4" w:space="0" w:color="auto"/>
+              <w:bottom w:val="single" w:color="auto" w:sz="4" w:space="0"/>
             </w:tcBorders>
           </w:tcPr>
           <w:p/>
@@ -396,8 +396,8 @@
           <w:tcPr>
             <w:tcW w:w="192" w:type="pct"/>
             <w:tcBorders>
-              <w:top w:val="single" w:sz="4" w:space="0" w:color="auto"/>
-              <w:right w:val="single" w:sz="4" w:space="0" w:color="auto"/>
+              <w:top w:val="single" w:color="auto" w:sz="4" w:space="0"/>
+              <w:right w:val="single" w:color="auto" w:sz="4" w:space="0"/>
             </w:tcBorders>
           </w:tcPr>
           <w:p/>
@@ -407,8 +407,8 @@
             <w:tcW w:w="4616" w:type="pct"/>
             <w:gridSpan w:val="2"/>
             <w:tcBorders>
-              <w:left w:val="single" w:sz="4" w:space="0" w:color="auto"/>
-              <w:right w:val="single" w:sz="4" w:space="0" w:color="auto"/>
+              <w:left w:val="single" w:color="auto" w:sz="4" w:space="0"/>
+              <w:right w:val="single" w:color="auto" w:sz="4" w:space="0"/>
             </w:tcBorders>
           </w:tcPr>
           <w:p/>
@@ -417,8 +417,8 @@
           <w:tcPr>
             <w:tcW w:w="192" w:type="pct"/>
             <w:tcBorders>
-              <w:top w:val="single" w:sz="4" w:space="0" w:color="auto"/>
-              <w:left w:val="single" w:sz="4" w:space="0" w:color="auto"/>
+              <w:top w:val="single" w:color="auto" w:sz="4" w:space="0"/>
+              <w:left w:val="single" w:color="auto" w:sz="4" w:space="0"/>
             </w:tcBorders>
           </w:tcPr>
           <w:p/>
@@ -443,8 +443,8 @@
           <w:tcPr>
             <w:tcW w:w="192" w:type="pct"/>
             <w:tcBorders>
-              <w:bottom w:val="single" w:sz="4" w:space="0" w:color="auto"/>
-              <w:right w:val="single" w:sz="4" w:space="0" w:color="auto"/>
+              <w:bottom w:val="single" w:color="auto" w:sz="4" w:space="0"/>
+              <w:right w:val="single" w:color="auto" w:sz="4" w:space="0"/>
             </w:tcBorders>
           </w:tcPr>
           <w:p/>
@@ -454,8 +454,8 @@
             <w:tcW w:w="4616" w:type="pct"/>
             <w:gridSpan w:val="2"/>
             <w:tcBorders>
-              <w:left w:val="single" w:sz="4" w:space="0" w:color="auto"/>
-              <w:right w:val="single" w:sz="4" w:space="0" w:color="auto"/>
+              <w:left w:val="single" w:color="auto" w:sz="4" w:space="0"/>
+              <w:right w:val="single" w:color="auto" w:sz="4" w:space="0"/>
             </w:tcBorders>
           </w:tcPr>
           <w:p/>
@@ -464,8 +464,8 @@
           <w:tcPr>
             <w:tcW w:w="192" w:type="pct"/>
             <w:tcBorders>
-              <w:left w:val="single" w:sz="4" w:space="0" w:color="auto"/>
-              <w:bottom w:val="single" w:sz="4" w:space="0" w:color="auto"/>
+              <w:left w:val="single" w:color="auto" w:sz="4" w:space="0"/>
+              <w:bottom w:val="single" w:color="auto" w:sz="4" w:space="0"/>
             </w:tcBorders>
           </w:tcPr>
           <w:p/>
@@ -476,7 +476,7 @@
           <w:tcPr>
             <w:tcW w:w="192" w:type="pct"/>
             <w:tcBorders>
-              <w:top w:val="single" w:sz="4" w:space="0" w:color="auto"/>
+              <w:top w:val="single" w:color="auto" w:sz="4" w:space="0"/>
             </w:tcBorders>
           </w:tcPr>
           <w:p/>
@@ -519,7 +519,7 @@
           <w:tcPr>
             <w:tcW w:w="192" w:type="pct"/>
             <w:tcBorders>
-              <w:top w:val="single" w:sz="4" w:space="0" w:color="auto"/>
+              <w:top w:val="single" w:color="auto" w:sz="4" w:space="0"/>
             </w:tcBorders>
           </w:tcPr>
           <w:p/>
@@ -700,7 +700,7 @@
           <w:tcPr>
             <w:tcW w:w="192" w:type="pct"/>
             <w:tcBorders>
-              <w:bottom w:val="single" w:sz="4" w:space="0" w:color="auto"/>
+              <w:bottom w:val="single" w:color="auto" w:sz="4" w:space="0"/>
             </w:tcBorders>
           </w:tcPr>
           <w:p/>
@@ -804,7 +804,7 @@
           <w:tcPr>
             <w:tcW w:w="192" w:type="pct"/>
             <w:tcBorders>
-              <w:bottom w:val="single" w:sz="4" w:space="0" w:color="auto"/>
+              <w:bottom w:val="single" w:color="auto" w:sz="4" w:space="0"/>
             </w:tcBorders>
           </w:tcPr>
           <w:p/>
@@ -815,8 +815,8 @@
           <w:tcPr>
             <w:tcW w:w="192" w:type="pct"/>
             <w:tcBorders>
-              <w:top w:val="single" w:sz="4" w:space="0" w:color="auto"/>
-              <w:right w:val="single" w:sz="4" w:space="0" w:color="auto"/>
+              <w:top w:val="single" w:color="auto" w:sz="4" w:space="0"/>
+              <w:right w:val="single" w:color="auto" w:sz="4" w:space="0"/>
             </w:tcBorders>
           </w:tcPr>
           <w:p/>
@@ -826,8 +826,8 @@
             <w:tcW w:w="4616" w:type="pct"/>
             <w:gridSpan w:val="2"/>
             <w:tcBorders>
-              <w:left w:val="single" w:sz="4" w:space="0" w:color="auto"/>
-              <w:right w:val="single" w:sz="4" w:space="0" w:color="auto"/>
+              <w:left w:val="single" w:color="auto" w:sz="4" w:space="0"/>
+              <w:right w:val="single" w:color="auto" w:sz="4" w:space="0"/>
             </w:tcBorders>
           </w:tcPr>
           <w:p/>
@@ -836,8 +836,8 @@
           <w:tcPr>
             <w:tcW w:w="192" w:type="pct"/>
             <w:tcBorders>
-              <w:top w:val="single" w:sz="4" w:space="0" w:color="auto"/>
-              <w:left w:val="single" w:sz="4" w:space="0" w:color="auto"/>
+              <w:top w:val="single" w:color="auto" w:sz="4" w:space="0"/>
+              <w:left w:val="single" w:color="auto" w:sz="4" w:space="0"/>
             </w:tcBorders>
           </w:tcPr>
           <w:p/>
@@ -864,7 +864,7 @@
         <mc:AlternateContent>
           <mc:Choice Requires="wpg">
             <w:drawing>
-              <wp:anchor distT="0" distB="0" distL="114300" distR="114300" simplePos="0" relativeHeight="251744256" behindDoc="1" locked="1" layoutInCell="1" allowOverlap="1" wp14:anchorId="6E42A0EF" wp14:editId="2B4D2951">
+              <wp:anchor distT="0" distB="0" distL="114300" distR="114300" simplePos="0" relativeHeight="251744256" behindDoc="1" locked="1" layoutInCell="1" allowOverlap="1" wp14:editId="2B4D2951" wp14:anchorId="6E42A0EF">
                 <wp:simplePos x="0" y="0"/>
                 <wp:positionH relativeFrom="column">
                   <wp:posOffset>228600</wp:posOffset>
@@ -979,8 +979,8 @@
           </mc:Choice>
           <mc:Fallback>
             <w:pict>
-              <v:group w14:anchorId="09F8DFCE" id="Group 21" o:spid="_x0000_s1026" alt="&quot;&quot;" style="position:absolute;margin-left:18pt;margin-top:26.05pt;width:6in;height:631.95pt;z-index:-251572224;mso-width-relative:margin;mso-height-relative:margin" coordsize="54889,80237" o:gfxdata="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">
-                <v:shapetype id="_x0000_t75" coordsize="21600,21600" o:spt="75" o:preferrelative="t" path="m@4@5l@4@11@9@11@9@5xe" filled="f" stroked="f">
+              <v:group id="Group 21" style="position:absolute;margin-left:18pt;margin-top:26.05pt;width:6in;height:631.95pt;z-index:-251572224;mso-width-relative:margin;mso-height-relative:margin" alt="&quot;&quot;" coordsize="54889,80237" o:spid="_x0000_s1026" o:gfxdata="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" w14:anchorId="09F8DFCE">
+                <v:shapetype id="_x0000_t75" coordsize="21600,21600" filled="f" stroked="f" o:spt="75" o:preferrelative="t" path="m@4@5l@4@11@9@11@9@5xe">
                   <v:stroke joinstyle="miter"/>
                   <v:formulas>
                     <v:f eqn="if lineDrawn pixelLineWidth 0"/>
@@ -996,14 +996,14 @@
                     <v:f eqn="prod @7 21600 pixelHeight"/>
                     <v:f eqn="sum @10 21600 0"/>
                   </v:formulas>
-                  <v:path o:extrusionok="f" gradientshapeok="t" o:connecttype="rect"/>
+                  <v:path gradientshapeok="t" o:connecttype="rect" o:extrusionok="f"/>
                   <o:lock v:ext="edit" aspectratio="t"/>
                 </v:shapetype>
-                <v:shape id="Picture 22" o:spid="_x0000_s1027" type="#_x0000_t75" alt="&quot;&quot;" style="position:absolute;width:54889;height:36576;visibility:visible;mso-wrap-style:square" o:gfxdata="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">
-                  <v:imagedata r:id="rId11" o:title=""/>
+                <v:shape id="Picture 22" style="position:absolute;width:54889;height:36576;visibility:visible;mso-wrap-style:square" alt="&quot;&quot;" o:spid="_x0000_s1027" type="#_x0000_t75" o:gfxdata="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">
+                  <v:imagedata o:title="" r:id="rId11"/>
                 </v:shape>
-                <v:shape id="Picture 23" o:spid="_x0000_s1028" type="#_x0000_t75" alt="&quot;&quot;" style="position:absolute;top:43661;width:54889;height:36576;visibility:visible;mso-wrap-style:square" o:gfxdata="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">
-                  <v:imagedata r:id="rId11" o:title=""/>
+                <v:shape id="Picture 23" style="position:absolute;top:43661;width:54889;height:36576;visibility:visible;mso-wrap-style:square" alt="&quot;&quot;" o:spid="_x0000_s1028" type="#_x0000_t75" o:gfxdata="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">
+                  <v:imagedata o:title="" r:id="rId11"/>
                 </v:shape>
                 <w10:anchorlock/>
               </v:group>
@@ -1032,8 +1032,8 @@
           <w:tcPr>
             <w:tcW w:w="192" w:type="pct"/>
             <w:tcBorders>
-              <w:bottom w:val="single" w:sz="4" w:space="0" w:color="auto"/>
-              <w:right w:val="single" w:sz="4" w:space="0" w:color="auto"/>
+              <w:bottom w:val="single" w:color="auto" w:sz="4" w:space="0"/>
+              <w:right w:val="single" w:color="auto" w:sz="4" w:space="0"/>
             </w:tcBorders>
             <w:shd w:val="clear" w:color="auto" w:fill="auto"/>
           </w:tcPr>
@@ -1058,7 +1058,7 @@
             <w:tcW w:w="193" w:type="pct"/>
             <w:tcBorders>
               <w:left w:val="nil"/>
-              <w:right w:val="single" w:sz="4" w:space="0" w:color="auto"/>
+              <w:right w:val="single" w:color="auto" w:sz="4" w:space="0"/>
             </w:tcBorders>
           </w:tcPr>
           <w:p/>
@@ -1067,8 +1067,8 @@
           <w:tcPr>
             <w:tcW w:w="192" w:type="pct"/>
             <w:tcBorders>
-              <w:left w:val="single" w:sz="4" w:space="0" w:color="auto"/>
-              <w:bottom w:val="single" w:sz="4" w:space="0" w:color="auto"/>
+              <w:left w:val="single" w:color="auto" w:sz="4" w:space="0"/>
+              <w:bottom w:val="single" w:color="auto" w:sz="4" w:space="0"/>
             </w:tcBorders>
             <w:shd w:val="clear" w:color="auto" w:fill="auto"/>
           </w:tcPr>
@@ -1080,7 +1080,7 @@
           <w:tcPr>
             <w:tcW w:w="192" w:type="pct"/>
             <w:tcBorders>
-              <w:top w:val="single" w:sz="4" w:space="0" w:color="auto"/>
+              <w:top w:val="single" w:color="auto" w:sz="4" w:space="0"/>
             </w:tcBorders>
             <w:shd w:val="clear" w:color="auto" w:fill="auto"/>
           </w:tcPr>
@@ -1139,7 +1139,7 @@
           <w:tcPr>
             <w:tcW w:w="192" w:type="pct"/>
             <w:tcBorders>
-              <w:top w:val="single" w:sz="4" w:space="0" w:color="auto"/>
+              <w:top w:val="single" w:color="auto" w:sz="4" w:space="0"/>
             </w:tcBorders>
             <w:shd w:val="clear" w:color="auto" w:fill="auto"/>
           </w:tcPr>
@@ -1530,7 +1530,7 @@
             <w:tcW w:w="192" w:type="pct"/>
             <w:vMerge/>
             <w:tcBorders>
-              <w:bottom w:val="single" w:sz="4" w:space="0" w:color="auto"/>
+              <w:bottom w:val="single" w:color="auto" w:sz="4" w:space="0"/>
             </w:tcBorders>
             <w:shd w:val="clear" w:color="auto" w:fill="auto"/>
           </w:tcPr>
@@ -1634,7 +1634,7 @@
             <w:tcW w:w="192" w:type="pct"/>
             <w:vMerge/>
             <w:tcBorders>
-              <w:bottom w:val="single" w:sz="4" w:space="0" w:color="auto"/>
+              <w:bottom w:val="single" w:color="auto" w:sz="4" w:space="0"/>
             </w:tcBorders>
             <w:shd w:val="clear" w:color="auto" w:fill="auto"/>
           </w:tcPr>
@@ -1646,8 +1646,8 @@
           <w:tcPr>
             <w:tcW w:w="192" w:type="pct"/>
             <w:tcBorders>
-              <w:top w:val="single" w:sz="4" w:space="0" w:color="auto"/>
-              <w:right w:val="single" w:sz="4" w:space="0" w:color="auto"/>
+              <w:top w:val="single" w:color="auto" w:sz="4" w:space="0"/>
+              <w:right w:val="single" w:color="auto" w:sz="4" w:space="0"/>
             </w:tcBorders>
             <w:shd w:val="clear" w:color="auto" w:fill="auto"/>
           </w:tcPr>
@@ -1672,7 +1672,7 @@
             <w:tcW w:w="193" w:type="pct"/>
             <w:tcBorders>
               <w:left w:val="nil"/>
-              <w:right w:val="single" w:sz="4" w:space="0" w:color="auto"/>
+              <w:right w:val="single" w:color="auto" w:sz="4" w:space="0"/>
             </w:tcBorders>
           </w:tcPr>
           <w:p/>
@@ -1681,8 +1681,8 @@
           <w:tcPr>
             <w:tcW w:w="192" w:type="pct"/>
             <w:tcBorders>
-              <w:top w:val="single" w:sz="4" w:space="0" w:color="auto"/>
-              <w:left w:val="single" w:sz="4" w:space="0" w:color="auto"/>
+              <w:top w:val="single" w:color="auto" w:sz="4" w:space="0"/>
+              <w:left w:val="single" w:color="auto" w:sz="4" w:space="0"/>
             </w:tcBorders>
             <w:shd w:val="clear" w:color="auto" w:fill="auto"/>
           </w:tcPr>
@@ -1711,8 +1711,8 @@
           <w:tcPr>
             <w:tcW w:w="192" w:type="pct"/>
             <w:tcBorders>
-              <w:bottom w:val="single" w:sz="4" w:space="0" w:color="auto"/>
-              <w:right w:val="single" w:sz="4" w:space="0" w:color="auto"/>
+              <w:bottom w:val="single" w:color="auto" w:sz="4" w:space="0"/>
+              <w:right w:val="single" w:color="auto" w:sz="4" w:space="0"/>
             </w:tcBorders>
             <w:shd w:val="clear" w:color="auto" w:fill="auto"/>
           </w:tcPr>
@@ -1737,7 +1737,7 @@
             <w:tcW w:w="193" w:type="pct"/>
             <w:tcBorders>
               <w:left w:val="nil"/>
-              <w:right w:val="single" w:sz="4" w:space="0" w:color="auto"/>
+              <w:right w:val="single" w:color="auto" w:sz="4" w:space="0"/>
             </w:tcBorders>
           </w:tcPr>
           <w:p/>
@@ -1746,8 +1746,8 @@
           <w:tcPr>
             <w:tcW w:w="192" w:type="pct"/>
             <w:tcBorders>
-              <w:left w:val="single" w:sz="4" w:space="0" w:color="auto"/>
-              <w:bottom w:val="single" w:sz="4" w:space="0" w:color="auto"/>
+              <w:left w:val="single" w:color="auto" w:sz="4" w:space="0"/>
+              <w:bottom w:val="single" w:color="auto" w:sz="4" w:space="0"/>
             </w:tcBorders>
             <w:shd w:val="clear" w:color="auto" w:fill="auto"/>
           </w:tcPr>
@@ -1759,7 +1759,7 @@
           <w:tcPr>
             <w:tcW w:w="192" w:type="pct"/>
             <w:tcBorders>
-              <w:top w:val="single" w:sz="4" w:space="0" w:color="auto"/>
+              <w:top w:val="single" w:color="auto" w:sz="4" w:space="0"/>
             </w:tcBorders>
             <w:shd w:val="clear" w:color="auto" w:fill="auto"/>
           </w:tcPr>
@@ -1818,7 +1818,7 @@
           <w:tcPr>
             <w:tcW w:w="192" w:type="pct"/>
             <w:tcBorders>
-              <w:top w:val="single" w:sz="4" w:space="0" w:color="auto"/>
+              <w:top w:val="single" w:color="auto" w:sz="4" w:space="0"/>
             </w:tcBorders>
             <w:shd w:val="clear" w:color="auto" w:fill="auto"/>
           </w:tcPr>
@@ -2209,7 +2209,7 @@
             <w:tcW w:w="192" w:type="pct"/>
             <w:vMerge/>
             <w:tcBorders>
-              <w:bottom w:val="single" w:sz="4" w:space="0" w:color="auto"/>
+              <w:bottom w:val="single" w:color="auto" w:sz="4" w:space="0"/>
             </w:tcBorders>
             <w:shd w:val="clear" w:color="auto" w:fill="auto"/>
           </w:tcPr>
@@ -2313,7 +2313,7 @@
             <w:tcW w:w="192" w:type="pct"/>
             <w:vMerge/>
             <w:tcBorders>
-              <w:bottom w:val="single" w:sz="4" w:space="0" w:color="auto"/>
+              <w:bottom w:val="single" w:color="auto" w:sz="4" w:space="0"/>
             </w:tcBorders>
             <w:shd w:val="clear" w:color="auto" w:fill="auto"/>
           </w:tcPr>
@@ -2325,8 +2325,8 @@
           <w:tcPr>
             <w:tcW w:w="192" w:type="pct"/>
             <w:tcBorders>
-              <w:top w:val="single" w:sz="4" w:space="0" w:color="auto"/>
-              <w:right w:val="single" w:sz="4" w:space="0" w:color="auto"/>
+              <w:top w:val="single" w:color="auto" w:sz="4" w:space="0"/>
+              <w:right w:val="single" w:color="auto" w:sz="4" w:space="0"/>
             </w:tcBorders>
             <w:shd w:val="clear" w:color="auto" w:fill="auto"/>
           </w:tcPr>
@@ -2351,7 +2351,7 @@
             <w:tcW w:w="193" w:type="pct"/>
             <w:tcBorders>
               <w:left w:val="nil"/>
-              <w:right w:val="single" w:sz="4" w:space="0" w:color="auto"/>
+              <w:right w:val="single" w:color="auto" w:sz="4" w:space="0"/>
             </w:tcBorders>
           </w:tcPr>
           <w:p/>
@@ -2360,8 +2360,8 @@
           <w:tcPr>
             <w:tcW w:w="192" w:type="pct"/>
             <w:tcBorders>
-              <w:top w:val="single" w:sz="4" w:space="0" w:color="auto"/>
-              <w:left w:val="single" w:sz="4" w:space="0" w:color="auto"/>
+              <w:top w:val="single" w:color="auto" w:sz="4" w:space="0"/>
+              <w:left w:val="single" w:color="auto" w:sz="4" w:space="0"/>
             </w:tcBorders>
             <w:shd w:val="clear" w:color="auto" w:fill="auto"/>
           </w:tcPr>
@@ -2408,8 +2408,8 @@
           <w:tcPr>
             <w:tcW w:w="192" w:type="pct"/>
             <w:tcBorders>
-              <w:bottom w:val="single" w:sz="4" w:space="0" w:color="auto"/>
-              <w:right w:val="single" w:sz="4" w:space="0" w:color="auto"/>
+              <w:bottom w:val="single" w:color="auto" w:sz="4" w:space="0"/>
+              <w:right w:val="single" w:color="auto" w:sz="4" w:space="0"/>
             </w:tcBorders>
             <w:shd w:val="clear" w:color="auto" w:fill="auto"/>
           </w:tcPr>
@@ -2420,8 +2420,8 @@
             <w:tcW w:w="4616" w:type="pct"/>
             <w:gridSpan w:val="3"/>
             <w:tcBorders>
-              <w:left w:val="single" w:sz="4" w:space="0" w:color="auto"/>
-              <w:right w:val="single" w:sz="4" w:space="0" w:color="auto"/>
+              <w:left w:val="single" w:color="auto" w:sz="4" w:space="0"/>
+              <w:right w:val="single" w:color="auto" w:sz="4" w:space="0"/>
             </w:tcBorders>
             <w:shd w:val="clear" w:color="auto" w:fill="auto"/>
           </w:tcPr>
@@ -2431,8 +2431,8 @@
           <w:tcPr>
             <w:tcW w:w="192" w:type="pct"/>
             <w:tcBorders>
-              <w:left w:val="single" w:sz="4" w:space="0" w:color="auto"/>
-              <w:bottom w:val="single" w:sz="4" w:space="0" w:color="auto"/>
+              <w:left w:val="single" w:color="auto" w:sz="4" w:space="0"/>
+              <w:bottom w:val="single" w:color="auto" w:sz="4" w:space="0"/>
             </w:tcBorders>
             <w:shd w:val="clear" w:color="auto" w:fill="auto"/>
           </w:tcPr>
@@ -2444,7 +2444,7 @@
           <w:tcPr>
             <w:tcW w:w="192" w:type="pct"/>
             <w:tcBorders>
-              <w:top w:val="single" w:sz="4" w:space="0" w:color="auto"/>
+              <w:top w:val="single" w:color="auto" w:sz="4" w:space="0"/>
             </w:tcBorders>
             <w:shd w:val="clear" w:color="auto" w:fill="auto"/>
           </w:tcPr>
@@ -2490,7 +2490,7 @@
           <w:tcPr>
             <w:tcW w:w="192" w:type="pct"/>
             <w:tcBorders>
-              <w:top w:val="single" w:sz="4" w:space="0" w:color="auto"/>
+              <w:top w:val="single" w:color="auto" w:sz="4" w:space="0"/>
             </w:tcBorders>
             <w:shd w:val="clear" w:color="auto" w:fill="auto"/>
           </w:tcPr>
@@ -2747,7 +2747,7 @@
           <w:tcPr>
             <w:tcW w:w="192" w:type="pct"/>
             <w:tcBorders>
-              <w:bottom w:val="single" w:sz="4" w:space="0" w:color="auto"/>
+              <w:bottom w:val="single" w:color="auto" w:sz="4" w:space="0"/>
             </w:tcBorders>
             <w:shd w:val="clear" w:color="auto" w:fill="auto"/>
           </w:tcPr>
@@ -2858,7 +2858,7 @@
           <w:tcPr>
             <w:tcW w:w="192" w:type="pct"/>
             <w:tcBorders>
-              <w:bottom w:val="single" w:sz="4" w:space="0" w:color="auto"/>
+              <w:bottom w:val="single" w:color="auto" w:sz="4" w:space="0"/>
             </w:tcBorders>
             <w:shd w:val="clear" w:color="auto" w:fill="auto"/>
           </w:tcPr>
@@ -2870,8 +2870,8 @@
           <w:tcPr>
             <w:tcW w:w="192" w:type="pct"/>
             <w:tcBorders>
-              <w:top w:val="single" w:sz="4" w:space="0" w:color="auto"/>
-              <w:right w:val="single" w:sz="4" w:space="0" w:color="auto"/>
+              <w:top w:val="single" w:color="auto" w:sz="4" w:space="0"/>
+              <w:right w:val="single" w:color="auto" w:sz="4" w:space="0"/>
             </w:tcBorders>
             <w:shd w:val="clear" w:color="auto" w:fill="auto"/>
           </w:tcPr>
@@ -2882,8 +2882,8 @@
             <w:tcW w:w="4616" w:type="pct"/>
             <w:gridSpan w:val="3"/>
             <w:tcBorders>
-              <w:left w:val="single" w:sz="4" w:space="0" w:color="auto"/>
-              <w:right w:val="single" w:sz="4" w:space="0" w:color="auto"/>
+              <w:left w:val="single" w:color="auto" w:sz="4" w:space="0"/>
+              <w:right w:val="single" w:color="auto" w:sz="4" w:space="0"/>
             </w:tcBorders>
             <w:shd w:val="clear" w:color="auto" w:fill="auto"/>
           </w:tcPr>
@@ -2893,8 +2893,8 @@
           <w:tcPr>
             <w:tcW w:w="192" w:type="pct"/>
             <w:tcBorders>
-              <w:top w:val="single" w:sz="4" w:space="0" w:color="auto"/>
-              <w:left w:val="single" w:sz="4" w:space="0" w:color="auto"/>
+              <w:top w:val="single" w:color="auto" w:sz="4" w:space="0"/>
+              <w:left w:val="single" w:color="auto" w:sz="4" w:space="0"/>
             </w:tcBorders>
             <w:shd w:val="clear" w:color="auto" w:fill="auto"/>
           </w:tcPr>
@@ -2921,8 +2921,8 @@
           <w:tcPr>
             <w:tcW w:w="192" w:type="pct"/>
             <w:tcBorders>
-              <w:bottom w:val="single" w:sz="4" w:space="0" w:color="auto"/>
-              <w:right w:val="single" w:sz="4" w:space="0" w:color="auto"/>
+              <w:bottom w:val="single" w:color="auto" w:sz="4" w:space="0"/>
+              <w:right w:val="single" w:color="auto" w:sz="4" w:space="0"/>
             </w:tcBorders>
             <w:shd w:val="clear" w:color="auto" w:fill="auto"/>
           </w:tcPr>
@@ -2933,8 +2933,8 @@
             <w:tcW w:w="4616" w:type="pct"/>
             <w:gridSpan w:val="3"/>
             <w:tcBorders>
-              <w:left w:val="single" w:sz="4" w:space="0" w:color="auto"/>
-              <w:right w:val="single" w:sz="4" w:space="0" w:color="auto"/>
+              <w:left w:val="single" w:color="auto" w:sz="4" w:space="0"/>
+              <w:right w:val="single" w:color="auto" w:sz="4" w:space="0"/>
             </w:tcBorders>
             <w:shd w:val="clear" w:color="auto" w:fill="auto"/>
           </w:tcPr>
@@ -2944,8 +2944,8 @@
           <w:tcPr>
             <w:tcW w:w="192" w:type="pct"/>
             <w:tcBorders>
-              <w:left w:val="single" w:sz="4" w:space="0" w:color="auto"/>
-              <w:bottom w:val="single" w:sz="4" w:space="0" w:color="auto"/>
+              <w:left w:val="single" w:color="auto" w:sz="4" w:space="0"/>
+              <w:bottom w:val="single" w:color="auto" w:sz="4" w:space="0"/>
             </w:tcBorders>
             <w:shd w:val="clear" w:color="auto" w:fill="auto"/>
           </w:tcPr>
@@ -2957,7 +2957,7 @@
           <w:tcPr>
             <w:tcW w:w="192" w:type="pct"/>
             <w:tcBorders>
-              <w:top w:val="single" w:sz="4" w:space="0" w:color="auto"/>
+              <w:top w:val="single" w:color="auto" w:sz="4" w:space="0"/>
             </w:tcBorders>
             <w:shd w:val="clear" w:color="auto" w:fill="auto"/>
           </w:tcPr>
@@ -3003,7 +3003,7 @@
           <w:tcPr>
             <w:tcW w:w="192" w:type="pct"/>
             <w:tcBorders>
-              <w:top w:val="single" w:sz="4" w:space="0" w:color="auto"/>
+              <w:top w:val="single" w:color="auto" w:sz="4" w:space="0"/>
             </w:tcBorders>
             <w:shd w:val="clear" w:color="auto" w:fill="auto"/>
           </w:tcPr>
@@ -3260,7 +3260,7 @@
           <w:tcPr>
             <w:tcW w:w="192" w:type="pct"/>
             <w:tcBorders>
-              <w:bottom w:val="single" w:sz="4" w:space="0" w:color="auto"/>
+              <w:bottom w:val="single" w:color="auto" w:sz="4" w:space="0"/>
             </w:tcBorders>
             <w:shd w:val="clear" w:color="auto" w:fill="auto"/>
           </w:tcPr>
@@ -3371,7 +3371,7 @@
           <w:tcPr>
             <w:tcW w:w="192" w:type="pct"/>
             <w:tcBorders>
-              <w:bottom w:val="single" w:sz="4" w:space="0" w:color="auto"/>
+              <w:bottom w:val="single" w:color="auto" w:sz="4" w:space="0"/>
             </w:tcBorders>
             <w:shd w:val="clear" w:color="auto" w:fill="auto"/>
           </w:tcPr>
@@ -3383,8 +3383,8 @@
           <w:tcPr>
             <w:tcW w:w="192" w:type="pct"/>
             <w:tcBorders>
-              <w:top w:val="single" w:sz="4" w:space="0" w:color="auto"/>
-              <w:right w:val="single" w:sz="4" w:space="0" w:color="auto"/>
+              <w:top w:val="single" w:color="auto" w:sz="4" w:space="0"/>
+              <w:right w:val="single" w:color="auto" w:sz="4" w:space="0"/>
             </w:tcBorders>
             <w:shd w:val="clear" w:color="auto" w:fill="auto"/>
           </w:tcPr>
@@ -3395,8 +3395,8 @@
             <w:tcW w:w="4616" w:type="pct"/>
             <w:gridSpan w:val="3"/>
             <w:tcBorders>
-              <w:left w:val="single" w:sz="4" w:space="0" w:color="auto"/>
-              <w:right w:val="single" w:sz="4" w:space="0" w:color="auto"/>
+              <w:left w:val="single" w:color="auto" w:sz="4" w:space="0"/>
+              <w:right w:val="single" w:color="auto" w:sz="4" w:space="0"/>
             </w:tcBorders>
             <w:shd w:val="clear" w:color="auto" w:fill="auto"/>
           </w:tcPr>
@@ -3406,8 +3406,8 @@
           <w:tcPr>
             <w:tcW w:w="192" w:type="pct"/>
             <w:tcBorders>
-              <w:top w:val="single" w:sz="4" w:space="0" w:color="auto"/>
-              <w:left w:val="single" w:sz="4" w:space="0" w:color="auto"/>
+              <w:top w:val="single" w:color="auto" w:sz="4" w:space="0"/>
+              <w:left w:val="single" w:color="auto" w:sz="4" w:space="0"/>
             </w:tcBorders>
             <w:shd w:val="clear" w:color="auto" w:fill="auto"/>
           </w:tcPr>

--- a/src/Tests/Inputs/postcards/04/input.docx
+++ b/src/Tests/Inputs/postcards/04/input.docx
@@ -4404,1529 +4404,6 @@
 </w:webSettings>
 </file>
 
-<file path=word/glossary/document.xml><?xml version="1.0" encoding="utf-8"?>
-<w:glossaryDocument xmlns:wpc="http://schemas.microsoft.com/office/word/2010/wordprocessingCanvas" xmlns:cx="http://schemas.microsoft.com/office/drawing/2014/chartex" xmlns:cx1="http://schemas.microsoft.com/office/drawing/2015/9/8/chartex" xmlns:cx2="http://schemas.microsoft.com/office/drawing/2015/10/21/chartex" xmlns:cx3="http://schemas.microsoft.com/office/drawing/2016/5/9/chartex" xmlns:cx4="http://schemas.microsoft.com/office/drawing/2016/5/10/chartex" xmlns:cx5="http://schemas.microsoft.com/office/drawing/2016/5/11/chartex" xmlns:cx6="http://schemas.microsoft.com/office/drawing/2016/5/12/chartex" xmlns:cx7="http://schemas.microsoft.com/office/drawing/2016/5/13/chartex" xmlns:cx8="http://schemas.microsoft.com/office/drawing/2016/5/14/chartex" xmlns:mc="http://schemas.openxmlformats.org/markup-compatibility/2006" xmlns:aink="http://schemas.microsoft.com/office/drawing/2016/ink" xmlns:am3d="http://schemas.microsoft.com/office/drawing/2017/model3d" xmlns:o="urn:schemas-microsoft-com:office:office" xmlns:r="http://schemas.openxmlformats.org/officeDocument/2006/relationships" xmlns:m="http://schemas.openxmlformats.org/officeDocument/2006/math" xmlns:v="urn:schemas-microsoft-com:vml" xmlns:wp14="http://schemas.microsoft.com/office/word/2010/wordprocessingDrawing" xmlns:wp="http://schemas.openxmlformats.org/drawingml/2006/wordprocessingDrawing" xmlns:w10="urn:schemas-microsoft-com:office:word" xmlns:w="http://schemas.openxmlformats.org/wordprocessingml/2006/main" xmlns:w14="http://schemas.microsoft.com/office/word/2010/wordml" xmlns:w15="http://schemas.microsoft.com/office/word/2012/wordml" xmlns:w16cex="http://schemas.microsoft.com/office/word/2018/wordml/cex" xmlns:w16cid="http://schemas.microsoft.com/office/word/2016/wordml/cid" xmlns:w16="http://schemas.microsoft.com/office/word/2018/wordml" xmlns:w16sdtdh="http://schemas.microsoft.com/office/word/2020/wordml/sdtdatahash" xmlns:w16se="http://schemas.microsoft.com/office/word/2015/wordml/symex" xmlns:wpg="http://schemas.microsoft.com/office/word/2010/wordprocessingGroup" xmlns:wpi="http://schemas.microsoft.com/office/word/2010/wordprocessingInk" xmlns:wne="http://schemas.microsoft.com/office/word/2006/wordml" xmlns:wps="http://schemas.microsoft.com/office/word/2010/wordprocessingShape" mc:Ignorable="w14 w15 w16se w16cid w16 w16cex w16sdtdh wp14">
-  <w:docParts>
-    <w:docPart>
-      <w:docPartPr>
-        <w:name w:val="EBFDBE62853E41ACB644DDEE96182F12"/>
-        <w:category>
-          <w:name w:val="General"/>
-          <w:gallery w:val="placeholder"/>
-        </w:category>
-        <w:types>
-          <w:type w:val="bbPlcHdr"/>
-        </w:types>
-        <w:behaviors>
-          <w:behavior w:val="content"/>
-        </w:behaviors>
-        <w:guid w:val="{7149C101-1440-4E2C-A2AC-13A8AE040F77}"/>
-      </w:docPartPr>
-      <w:docPartBody>
-        <w:p>
-          <w:pPr>
-            <w:pStyle w:val="EBFDBE62853E41ACB644DDEE96182F12"/>
-          </w:pPr>
-          <w:r>
-            <w:t>TAYLOR TURNS 7!</w:t>
-          </w:r>
-        </w:p>
-      </w:docPartBody>
-    </w:docPart>
-    <w:docPart>
-      <w:docPartPr>
-        <w:name w:val="F7428672FC9649FDB42AF000E9469D6C"/>
-        <w:category>
-          <w:name w:val="General"/>
-          <w:gallery w:val="placeholder"/>
-        </w:category>
-        <w:types>
-          <w:type w:val="bbPlcHdr"/>
-        </w:types>
-        <w:behaviors>
-          <w:behavior w:val="content"/>
-        </w:behaviors>
-        <w:guid w:val="{6B93F2E3-2299-48E9-9D20-88327D35AC10}"/>
-      </w:docPartPr>
-      <w:docPartBody>
-        <w:p>
-          <w:pPr>
-            <w:pStyle w:val="F7428672FC9649FDB42AF000E9469D6C"/>
-          </w:pPr>
-          <w:r>
-            <w:t>Join us for a birthday party on August 11, 20xx at 2:30 pm</w:t>
-          </w:r>
-        </w:p>
-      </w:docPartBody>
-    </w:docPart>
-    <w:docPart>
-      <w:docPartPr>
-        <w:name w:val="51AFB78810414EA6BD721ED507ACA5F6"/>
-        <w:category>
-          <w:name w:val="General"/>
-          <w:gallery w:val="placeholder"/>
-        </w:category>
-        <w:types>
-          <w:type w:val="bbPlcHdr"/>
-        </w:types>
-        <w:behaviors>
-          <w:behavior w:val="content"/>
-        </w:behaviors>
-        <w:guid w:val="{9CD1EA36-1417-4AC5-BAD3-210BA86612B7}"/>
-      </w:docPartPr>
-      <w:docPartBody>
-        <w:p>
-          <w:pPr>
-            <w:pStyle w:val="51AFB78810414EA6BD721ED507ACA5F6"/>
-          </w:pPr>
-          <w:r>
-            <w:t>123 Bubbles Way</w:t>
-          </w:r>
-        </w:p>
-      </w:docPartBody>
-    </w:docPart>
-    <w:docPart>
-      <w:docPartPr>
-        <w:name w:val="B852776659F841D3A802CB8FEB4A9411"/>
-        <w:category>
-          <w:name w:val="General"/>
-          <w:gallery w:val="placeholder"/>
-        </w:category>
-        <w:types>
-          <w:type w:val="bbPlcHdr"/>
-        </w:types>
-        <w:behaviors>
-          <w:behavior w:val="content"/>
-        </w:behaviors>
-        <w:guid w:val="{98ED60B3-32C1-4542-9243-5BB0926DCB0B}"/>
-      </w:docPartPr>
-      <w:docPartBody>
-        <w:p>
-          <w:pPr>
-            <w:pStyle w:val="B852776659F841D3A802CB8FEB4A9411"/>
-          </w:pPr>
-          <w:r>
-            <w:t>Bellevue, WA</w:t>
-          </w:r>
-        </w:p>
-      </w:docPartBody>
-    </w:docPart>
-    <w:docPart>
-      <w:docPartPr>
-        <w:name w:val="D349065EF53A4F68ACB42CAC421DD3A3"/>
-        <w:category>
-          <w:name w:val="General"/>
-          <w:gallery w:val="placeholder"/>
-        </w:category>
-        <w:types>
-          <w:type w:val="bbPlcHdr"/>
-        </w:types>
-        <w:behaviors>
-          <w:behavior w:val="content"/>
-        </w:behaviors>
-        <w:guid w:val="{B79A90DA-2463-444A-AD63-04A37EA9022F}"/>
-      </w:docPartPr>
-      <w:docPartBody>
-        <w:p>
-          <w:pPr>
-            <w:pStyle w:val="D349065EF53A4F68ACB42CAC421DD3A3"/>
-          </w:pPr>
-          <w:r>
-            <w:t>RSVP to sara@vanarsdel.com</w:t>
-          </w:r>
-        </w:p>
-      </w:docPartBody>
-    </w:docPart>
-    <w:docPart>
-      <w:docPartPr>
-        <w:name w:val="A68F78EE3D604F738630CC3D9672E5C0"/>
-        <w:category>
-          <w:name w:val="General"/>
-          <w:gallery w:val="placeholder"/>
-        </w:category>
-        <w:types>
-          <w:type w:val="bbPlcHdr"/>
-        </w:types>
-        <w:behaviors>
-          <w:behavior w:val="content"/>
-        </w:behaviors>
-        <w:guid w:val="{D9793620-9016-4508-8C28-E6F3D8786674}"/>
-      </w:docPartPr>
-      <w:docPartBody>
-        <w:p>
-          <w:pPr>
-            <w:pStyle w:val="A68F78EE3D604F738630CC3D9672E5C0"/>
-          </w:pPr>
-          <w:r>
-            <w:t>TAYLOR TURNS 7!</w:t>
-          </w:r>
-        </w:p>
-      </w:docPartBody>
-    </w:docPart>
-    <w:docPart>
-      <w:docPartPr>
-        <w:name w:val="F31FEAD386C242A5B3BB1D00CE098482"/>
-        <w:category>
-          <w:name w:val="General"/>
-          <w:gallery w:val="placeholder"/>
-        </w:category>
-        <w:types>
-          <w:type w:val="bbPlcHdr"/>
-        </w:types>
-        <w:behaviors>
-          <w:behavior w:val="content"/>
-        </w:behaviors>
-        <w:guid w:val="{14067882-AA2C-46C6-A5FD-149741E650AF}"/>
-      </w:docPartPr>
-      <w:docPartBody>
-        <w:p>
-          <w:pPr>
-            <w:pStyle w:val="F31FEAD386C242A5B3BB1D00CE098482"/>
-          </w:pPr>
-          <w:r>
-            <w:t>Join us for a birthday party on August 11, 20xx at 2:30 pm</w:t>
-          </w:r>
-        </w:p>
-      </w:docPartBody>
-    </w:docPart>
-    <w:docPart>
-      <w:docPartPr>
-        <w:name w:val="29AD255F837F462F87F0B9970113F13C"/>
-        <w:category>
-          <w:name w:val="General"/>
-          <w:gallery w:val="placeholder"/>
-        </w:category>
-        <w:types>
-          <w:type w:val="bbPlcHdr"/>
-        </w:types>
-        <w:behaviors>
-          <w:behavior w:val="content"/>
-        </w:behaviors>
-        <w:guid w:val="{D7601350-CCC4-44CD-B5E9-65777B09B93B}"/>
-      </w:docPartPr>
-      <w:docPartBody>
-        <w:p>
-          <w:pPr>
-            <w:pStyle w:val="29AD255F837F462F87F0B9970113F13C"/>
-          </w:pPr>
-          <w:r>
-            <w:t>123 Bubbles Way</w:t>
-          </w:r>
-        </w:p>
-      </w:docPartBody>
-    </w:docPart>
-    <w:docPart>
-      <w:docPartPr>
-        <w:name w:val="45C2B76F93F2414E949575B39DBAF5F6"/>
-        <w:category>
-          <w:name w:val="General"/>
-          <w:gallery w:val="placeholder"/>
-        </w:category>
-        <w:types>
-          <w:type w:val="bbPlcHdr"/>
-        </w:types>
-        <w:behaviors>
-          <w:behavior w:val="content"/>
-        </w:behaviors>
-        <w:guid w:val="{0A160743-8033-44B6-9D3D-43BAFE411B1C}"/>
-      </w:docPartPr>
-      <w:docPartBody>
-        <w:p>
-          <w:pPr>
-            <w:pStyle w:val="45C2B76F93F2414E949575B39DBAF5F6"/>
-          </w:pPr>
-          <w:r>
-            <w:t>Bellevue, WA</w:t>
-          </w:r>
-        </w:p>
-      </w:docPartBody>
-    </w:docPart>
-    <w:docPart>
-      <w:docPartPr>
-        <w:name w:val="7C4AD42278B84DB2B09BA78375050536"/>
-        <w:category>
-          <w:name w:val="General"/>
-          <w:gallery w:val="placeholder"/>
-        </w:category>
-        <w:types>
-          <w:type w:val="bbPlcHdr"/>
-        </w:types>
-        <w:behaviors>
-          <w:behavior w:val="content"/>
-        </w:behaviors>
-        <w:guid w:val="{8120C439-10BE-493E-93B6-81BFCA81AE17}"/>
-      </w:docPartPr>
-      <w:docPartBody>
-        <w:p>
-          <w:pPr>
-            <w:pStyle w:val="7C4AD42278B84DB2B09BA78375050536"/>
-          </w:pPr>
-          <w:r>
-            <w:t>RSVP to sara@vanarsdel.com</w:t>
-          </w:r>
-        </w:p>
-      </w:docPartBody>
-    </w:docPart>
-    <w:docPart>
-      <w:docPartPr>
-        <w:name w:val="F9C46950328945969E3E22394C2A94EF"/>
-        <w:category>
-          <w:name w:val="General"/>
-          <w:gallery w:val="placeholder"/>
-        </w:category>
-        <w:types>
-          <w:type w:val="bbPlcHdr"/>
-        </w:types>
-        <w:behaviors>
-          <w:behavior w:val="content"/>
-        </w:behaviors>
-        <w:guid w:val="{42A6ACE8-6342-4B78-9AFC-CB92FD210C31}"/>
-      </w:docPartPr>
-      <w:docPartBody>
-        <w:p>
-          <w:pPr>
-            <w:pStyle w:val="F9C46950328945969E3E22394C2A94EF"/>
-          </w:pPr>
-          <w:r>
-            <w:t>TAYLOR TURNS 7!</w:t>
-          </w:r>
-        </w:p>
-      </w:docPartBody>
-    </w:docPart>
-    <w:docPart>
-      <w:docPartPr>
-        <w:name w:val="4EBC7CB06199421CB32CB76CEE3D3E24"/>
-        <w:category>
-          <w:name w:val="General"/>
-          <w:gallery w:val="placeholder"/>
-        </w:category>
-        <w:types>
-          <w:type w:val="bbPlcHdr"/>
-        </w:types>
-        <w:behaviors>
-          <w:behavior w:val="content"/>
-        </w:behaviors>
-        <w:guid w:val="{21D79D67-7A9F-4731-B202-6785E4AC3EE2}"/>
-      </w:docPartPr>
-      <w:docPartBody>
-        <w:p>
-          <w:pPr>
-            <w:pStyle w:val="4EBC7CB06199421CB32CB76CEE3D3E24"/>
-          </w:pPr>
-          <w:r>
-            <w:t>Join us for a birthday party on August 11, 20xx at 2:30 pm</w:t>
-          </w:r>
-        </w:p>
-      </w:docPartBody>
-    </w:docPart>
-    <w:docPart>
-      <w:docPartPr>
-        <w:name w:val="972454D5CA2245409A3BF2758371AA8F"/>
-        <w:category>
-          <w:name w:val="General"/>
-          <w:gallery w:val="placeholder"/>
-        </w:category>
-        <w:types>
-          <w:type w:val="bbPlcHdr"/>
-        </w:types>
-        <w:behaviors>
-          <w:behavior w:val="content"/>
-        </w:behaviors>
-        <w:guid w:val="{1845331E-1C4C-4637-A77E-C67112D3C7CD}"/>
-      </w:docPartPr>
-      <w:docPartBody>
-        <w:p>
-          <w:pPr>
-            <w:pStyle w:val="972454D5CA2245409A3BF2758371AA8F"/>
-          </w:pPr>
-          <w:r>
-            <w:t>123 Bubbles Way</w:t>
-          </w:r>
-        </w:p>
-      </w:docPartBody>
-    </w:docPart>
-    <w:docPart>
-      <w:docPartPr>
-        <w:name w:val="55C99B1035934261AA16F573F3848164"/>
-        <w:category>
-          <w:name w:val="General"/>
-          <w:gallery w:val="placeholder"/>
-        </w:category>
-        <w:types>
-          <w:type w:val="bbPlcHdr"/>
-        </w:types>
-        <w:behaviors>
-          <w:behavior w:val="content"/>
-        </w:behaviors>
-        <w:guid w:val="{7528C925-C01A-4521-97BC-32962451FCC8}"/>
-      </w:docPartPr>
-      <w:docPartBody>
-        <w:p>
-          <w:pPr>
-            <w:pStyle w:val="55C99B1035934261AA16F573F3848164"/>
-          </w:pPr>
-          <w:r>
-            <w:t>Bellevue, WA</w:t>
-          </w:r>
-        </w:p>
-      </w:docPartBody>
-    </w:docPart>
-    <w:docPart>
-      <w:docPartPr>
-        <w:name w:val="D8F46F71695F4A29907C5E673FBF3EB5"/>
-        <w:category>
-          <w:name w:val="General"/>
-          <w:gallery w:val="placeholder"/>
-        </w:category>
-        <w:types>
-          <w:type w:val="bbPlcHdr"/>
-        </w:types>
-        <w:behaviors>
-          <w:behavior w:val="content"/>
-        </w:behaviors>
-        <w:guid w:val="{B51179F6-3D65-452A-899E-74F462F34654}"/>
-      </w:docPartPr>
-      <w:docPartBody>
-        <w:p>
-          <w:pPr>
-            <w:pStyle w:val="D8F46F71695F4A29907C5E673FBF3EB5"/>
-          </w:pPr>
-          <w:r>
-            <w:t>RSVP to sara@vanarsdel.com</w:t>
-          </w:r>
-        </w:p>
-      </w:docPartBody>
-    </w:docPart>
-    <w:docPart>
-      <w:docPartPr>
-        <w:name w:val="04AB0EC7D4C0406D853293664FA403F6"/>
-        <w:category>
-          <w:name w:val="General"/>
-          <w:gallery w:val="placeholder"/>
-        </w:category>
-        <w:types>
-          <w:type w:val="bbPlcHdr"/>
-        </w:types>
-        <w:behaviors>
-          <w:behavior w:val="content"/>
-        </w:behaviors>
-        <w:guid w:val="{F643D0A0-84CE-4EC2-9822-E990B8B812BE}"/>
-      </w:docPartPr>
-      <w:docPartBody>
-        <w:p>
-          <w:pPr>
-            <w:pStyle w:val="04AB0EC7D4C0406D853293664FA403F6"/>
-          </w:pPr>
-          <w:r>
-            <w:t>TAYLOR TURNS 7!</w:t>
-          </w:r>
-        </w:p>
-      </w:docPartBody>
-    </w:docPart>
-    <w:docPart>
-      <w:docPartPr>
-        <w:name w:val="7C3936134F32448AB8C4F39E06473F38"/>
-        <w:category>
-          <w:name w:val="General"/>
-          <w:gallery w:val="placeholder"/>
-        </w:category>
-        <w:types>
-          <w:type w:val="bbPlcHdr"/>
-        </w:types>
-        <w:behaviors>
-          <w:behavior w:val="content"/>
-        </w:behaviors>
-        <w:guid w:val="{C085E82A-67A7-458A-B7B6-C1D11E9AB61E}"/>
-      </w:docPartPr>
-      <w:docPartBody>
-        <w:p>
-          <w:pPr>
-            <w:pStyle w:val="7C3936134F32448AB8C4F39E06473F38"/>
-          </w:pPr>
-          <w:r>
-            <w:t>Join us for a birthday party on August 11, 20xx at 2:30 pm</w:t>
-          </w:r>
-        </w:p>
-      </w:docPartBody>
-    </w:docPart>
-    <w:docPart>
-      <w:docPartPr>
-        <w:name w:val="1DFA7061F02E48B58BB6EA0780251D22"/>
-        <w:category>
-          <w:name w:val="General"/>
-          <w:gallery w:val="placeholder"/>
-        </w:category>
-        <w:types>
-          <w:type w:val="bbPlcHdr"/>
-        </w:types>
-        <w:behaviors>
-          <w:behavior w:val="content"/>
-        </w:behaviors>
-        <w:guid w:val="{FDF96F58-6B6C-47DC-A50D-9B98D5F0BB39}"/>
-      </w:docPartPr>
-      <w:docPartBody>
-        <w:p>
-          <w:pPr>
-            <w:pStyle w:val="1DFA7061F02E48B58BB6EA0780251D22"/>
-          </w:pPr>
-          <w:r>
-            <w:t>123 Bubbles Way</w:t>
-          </w:r>
-        </w:p>
-      </w:docPartBody>
-    </w:docPart>
-    <w:docPart>
-      <w:docPartPr>
-        <w:name w:val="BF965D607CA04371A515CB8A97AEF69F"/>
-        <w:category>
-          <w:name w:val="General"/>
-          <w:gallery w:val="placeholder"/>
-        </w:category>
-        <w:types>
-          <w:type w:val="bbPlcHdr"/>
-        </w:types>
-        <w:behaviors>
-          <w:behavior w:val="content"/>
-        </w:behaviors>
-        <w:guid w:val="{17D55AE5-18BD-4680-B4A8-CBF27C5112FF}"/>
-      </w:docPartPr>
-      <w:docPartBody>
-        <w:p>
-          <w:pPr>
-            <w:pStyle w:val="BF965D607CA04371A515CB8A97AEF69F"/>
-          </w:pPr>
-          <w:r>
-            <w:t>Bellevue, WA</w:t>
-          </w:r>
-        </w:p>
-      </w:docPartBody>
-    </w:docPart>
-    <w:docPart>
-      <w:docPartPr>
-        <w:name w:val="E87023E8B78145138F0DBEFBD73757E9"/>
-        <w:category>
-          <w:name w:val="General"/>
-          <w:gallery w:val="placeholder"/>
-        </w:category>
-        <w:types>
-          <w:type w:val="bbPlcHdr"/>
-        </w:types>
-        <w:behaviors>
-          <w:behavior w:val="content"/>
-        </w:behaviors>
-        <w:guid w:val="{85448D8A-8836-4A87-BC13-E8A181C6DA04}"/>
-      </w:docPartPr>
-      <w:docPartBody>
-        <w:p>
-          <w:pPr>
-            <w:pStyle w:val="E87023E8B78145138F0DBEFBD73757E9"/>
-          </w:pPr>
-          <w:r>
-            <w:t>RSVP to sara@vanarsdel.com</w:t>
-          </w:r>
-        </w:p>
-      </w:docPartBody>
-    </w:docPart>
-    <w:docPart>
-      <w:docPartPr>
-        <w:name w:val="75D8FB4854F141E1AC2FED0E79C2FA6B"/>
-        <w:category>
-          <w:name w:val="General"/>
-          <w:gallery w:val="placeholder"/>
-        </w:category>
-        <w:types>
-          <w:type w:val="bbPlcHdr"/>
-        </w:types>
-        <w:behaviors>
-          <w:behavior w:val="content"/>
-        </w:behaviors>
-        <w:guid w:val="{A3E8284A-F018-4172-B914-17DC2B1FD020}"/>
-      </w:docPartPr>
-      <w:docPartBody>
-        <w:p>
-          <w:pPr>
-            <w:pStyle w:val="75D8FB4854F141E1AC2FED0E79C2FA6B"/>
-          </w:pPr>
-          <w:r>
-            <w:t>TAYLOR TURNS 7!</w:t>
-          </w:r>
-        </w:p>
-      </w:docPartBody>
-    </w:docPart>
-    <w:docPart>
-      <w:docPartPr>
-        <w:name w:val="5BAE3F924478423695345C1E6D7A2FF5"/>
-        <w:category>
-          <w:name w:val="General"/>
-          <w:gallery w:val="placeholder"/>
-        </w:category>
-        <w:types>
-          <w:type w:val="bbPlcHdr"/>
-        </w:types>
-        <w:behaviors>
-          <w:behavior w:val="content"/>
-        </w:behaviors>
-        <w:guid w:val="{B423C630-2EEE-4E39-B8C7-D6197318C52E}"/>
-      </w:docPartPr>
-      <w:docPartBody>
-        <w:p>
-          <w:pPr>
-            <w:pStyle w:val="5BAE3F924478423695345C1E6D7A2FF5"/>
-          </w:pPr>
-          <w:r>
-            <w:t xml:space="preserve">Join us for a birthday party on </w:t>
-          </w:r>
-          <w:r>
-            <w:br/>
-          </w:r>
-          <w:r>
-            <w:t>August 11, 20xx at 2:30 pm</w:t>
-          </w:r>
-        </w:p>
-      </w:docPartBody>
-    </w:docPart>
-    <w:docPart>
-      <w:docPartPr>
-        <w:name w:val="91405F51A4CC4D12B4BB5537C8C83C1B"/>
-        <w:category>
-          <w:name w:val="General"/>
-          <w:gallery w:val="placeholder"/>
-        </w:category>
-        <w:types>
-          <w:type w:val="bbPlcHdr"/>
-        </w:types>
-        <w:behaviors>
-          <w:behavior w:val="content"/>
-        </w:behaviors>
-        <w:guid w:val="{5DA3E514-EC29-4401-96D8-40F75BC9AE63}"/>
-      </w:docPartPr>
-      <w:docPartBody>
-        <w:p>
-          <w:pPr>
-            <w:pStyle w:val="91405F51A4CC4D12B4BB5537C8C83C1B"/>
-          </w:pPr>
-          <w:r>
-            <w:t>123 Bubbles Way</w:t>
-          </w:r>
-        </w:p>
-      </w:docPartBody>
-    </w:docPart>
-    <w:docPart>
-      <w:docPartPr>
-        <w:name w:val="12C35D331368403FB8A85D1941D16A9F"/>
-        <w:category>
-          <w:name w:val="General"/>
-          <w:gallery w:val="placeholder"/>
-        </w:category>
-        <w:types>
-          <w:type w:val="bbPlcHdr"/>
-        </w:types>
-        <w:behaviors>
-          <w:behavior w:val="content"/>
-        </w:behaviors>
-        <w:guid w:val="{BB8305F5-6FA0-4F81-8D08-012E3B5C9806}"/>
-      </w:docPartPr>
-      <w:docPartBody>
-        <w:p>
-          <w:pPr>
-            <w:pStyle w:val="12C35D331368403FB8A85D1941D16A9F"/>
-          </w:pPr>
-          <w:r>
-            <w:t>Bellevue, WA</w:t>
-          </w:r>
-        </w:p>
-      </w:docPartBody>
-    </w:docPart>
-    <w:docPart>
-      <w:docPartPr>
-        <w:name w:val="7B862C3953FE47B5B5F0C6A2710FD99F"/>
-        <w:category>
-          <w:name w:val="General"/>
-          <w:gallery w:val="placeholder"/>
-        </w:category>
-        <w:types>
-          <w:type w:val="bbPlcHdr"/>
-        </w:types>
-        <w:behaviors>
-          <w:behavior w:val="content"/>
-        </w:behaviors>
-        <w:guid w:val="{4F56D9CB-F1DB-4470-9400-A0FF382EB0F9}"/>
-      </w:docPartPr>
-      <w:docPartBody>
-        <w:p>
-          <w:pPr>
-            <w:pStyle w:val="7B862C3953FE47B5B5F0C6A2710FD99F"/>
-          </w:pPr>
-          <w:r>
-            <w:t>RSVP to sara@vanarsdel.com</w:t>
-          </w:r>
-        </w:p>
-      </w:docPartBody>
-    </w:docPart>
-    <w:docPart>
-      <w:docPartPr>
-        <w:name w:val="AF9701EB04834DC8BAA822A498B2BB7C"/>
-        <w:category>
-          <w:name w:val="General"/>
-          <w:gallery w:val="placeholder"/>
-        </w:category>
-        <w:types>
-          <w:type w:val="bbPlcHdr"/>
-        </w:types>
-        <w:behaviors>
-          <w:behavior w:val="content"/>
-        </w:behaviors>
-        <w:guid w:val="{A41A2D0F-9B74-4C93-9F02-1C8469879181}"/>
-      </w:docPartPr>
-      <w:docPartBody>
-        <w:p>
-          <w:pPr>
-            <w:pStyle w:val="AF9701EB04834DC8BAA822A498B2BB7C"/>
-          </w:pPr>
-          <w:r>
-            <w:t>TAYLOR TURNS 7!</w:t>
-          </w:r>
-        </w:p>
-      </w:docPartBody>
-    </w:docPart>
-    <w:docPart>
-      <w:docPartPr>
-        <w:name w:val="55638B46026249B6AC6BE9BFF4814E47"/>
-        <w:category>
-          <w:name w:val="General"/>
-          <w:gallery w:val="placeholder"/>
-        </w:category>
-        <w:types>
-          <w:type w:val="bbPlcHdr"/>
-        </w:types>
-        <w:behaviors>
-          <w:behavior w:val="content"/>
-        </w:behaviors>
-        <w:guid w:val="{9BDD5667-DE7D-49BB-A26F-F2361734B6FA}"/>
-      </w:docPartPr>
-      <w:docPartBody>
-        <w:p>
-          <w:pPr>
-            <w:pStyle w:val="55638B46026249B6AC6BE9BFF4814E47"/>
-          </w:pPr>
-          <w:r>
-            <w:t xml:space="preserve">Join us for a birthday party on </w:t>
-          </w:r>
-          <w:r>
-            <w:br/>
-          </w:r>
-          <w:r>
-            <w:t>August 11, 20xx at 2:30 pm</w:t>
-          </w:r>
-        </w:p>
-      </w:docPartBody>
-    </w:docPart>
-    <w:docPart>
-      <w:docPartPr>
-        <w:name w:val="FE4A4098011B4FB49EED0605E3C9B89F"/>
-        <w:category>
-          <w:name w:val="General"/>
-          <w:gallery w:val="placeholder"/>
-        </w:category>
-        <w:types>
-          <w:type w:val="bbPlcHdr"/>
-        </w:types>
-        <w:behaviors>
-          <w:behavior w:val="content"/>
-        </w:behaviors>
-        <w:guid w:val="{C975D3B0-40FA-4404-8C91-EF9262CB04F0}"/>
-      </w:docPartPr>
-      <w:docPartBody>
-        <w:p>
-          <w:pPr>
-            <w:pStyle w:val="FE4A4098011B4FB49EED0605E3C9B89F"/>
-          </w:pPr>
-          <w:r>
-            <w:t>123 Bubbles Way</w:t>
-          </w:r>
-        </w:p>
-      </w:docPartBody>
-    </w:docPart>
-    <w:docPart>
-      <w:docPartPr>
-        <w:name w:val="AF9ED554EB5745ABBFFBB58C29C88207"/>
-        <w:category>
-          <w:name w:val="General"/>
-          <w:gallery w:val="placeholder"/>
-        </w:category>
-        <w:types>
-          <w:type w:val="bbPlcHdr"/>
-        </w:types>
-        <w:behaviors>
-          <w:behavior w:val="content"/>
-        </w:behaviors>
-        <w:guid w:val="{805F8B07-79C2-4B83-830B-05E41E409609}"/>
-      </w:docPartPr>
-      <w:docPartBody>
-        <w:p>
-          <w:pPr>
-            <w:pStyle w:val="AF9ED554EB5745ABBFFBB58C29C88207"/>
-          </w:pPr>
-          <w:r>
-            <w:t>Bellevue, WA</w:t>
-          </w:r>
-        </w:p>
-      </w:docPartBody>
-    </w:docPart>
-    <w:docPart>
-      <w:docPartPr>
-        <w:name w:val="C05D2F8D62514D24890DF6696210A133"/>
-        <w:category>
-          <w:name w:val="General"/>
-          <w:gallery w:val="placeholder"/>
-        </w:category>
-        <w:types>
-          <w:type w:val="bbPlcHdr"/>
-        </w:types>
-        <w:behaviors>
-          <w:behavior w:val="content"/>
-        </w:behaviors>
-        <w:guid w:val="{B2A93289-B88D-4A3D-BE51-77459022CF8E}"/>
-      </w:docPartPr>
-      <w:docPartBody>
-        <w:p>
-          <w:pPr>
-            <w:pStyle w:val="C05D2F8D62514D24890DF6696210A133"/>
-          </w:pPr>
-          <w:r>
-            <w:t>RSVP to sara@vanarsdel.com</w:t>
-          </w:r>
-        </w:p>
-      </w:docPartBody>
-    </w:docPart>
-  </w:docParts>
-</w:glossaryDocument>
-</file>
-
-<file path=word/glossary/fontTable.xml><?xml version="1.0" encoding="utf-8"?>
-<w:fonts xmlns:mc="http://schemas.openxmlformats.org/markup-compatibility/2006" xmlns:r="http://schemas.openxmlformats.org/officeDocument/2006/relationships" xmlns:w="http://schemas.openxmlformats.org/wordprocessingml/2006/main" xmlns:w14="http://schemas.microsoft.com/office/word/2010/wordml" xmlns:w15="http://schemas.microsoft.com/office/word/2012/wordml" xmlns:w16cex="http://schemas.microsoft.com/office/word/2018/wordml/cex" xmlns:w16cid="http://schemas.microsoft.com/office/word/2016/wordml/cid" xmlns:w16="http://schemas.microsoft.com/office/word/2018/wordml" xmlns:w16sdtdh="http://schemas.microsoft.com/office/word/2020/wordml/sdtdatahash" xmlns:w16se="http://schemas.microsoft.com/office/word/2015/wordml/symex" mc:Ignorable="w14 w15 w16se w16cid w16 w16cex w16sdtdh">
-  <w:font w:name="Avenir Next LT Pro">
-    <w:panose1 w:val="020B0504020202020204"/>
-    <w:charset w:val="00"/>
-    <w:family w:val="swiss"/>
-    <w:pitch w:val="variable"/>
-    <w:sig w:usb0="800000EF" w:usb1="5000204A" w:usb2="00000000" w:usb3="00000000" w:csb0="00000093" w:csb1="00000000"/>
-  </w:font>
-  <w:font w:name="Times New Roman">
-    <w:panose1 w:val="02020603050405020304"/>
-    <w:charset w:val="00"/>
-    <w:family w:val="roman"/>
-    <w:pitch w:val="variable"/>
-    <w:sig w:usb0="E0002EFF" w:usb1="C000785B" w:usb2="00000009" w:usb3="00000000" w:csb0="000001FF" w:csb1="00000000"/>
-  </w:font>
-  <w:font w:name="Avenir Next LT Pro Bold">
-    <w:panose1 w:val="00000000000000000000"/>
-    <w:charset w:val="00"/>
-    <w:family w:val="roman"/>
-    <w:notTrueType/>
-    <w:pitch w:val="default"/>
-  </w:font>
-  <w:font w:name="Segoe UI">
-    <w:panose1 w:val="020B0502040204020203"/>
-    <w:charset w:val="00"/>
-    <w:family w:val="swiss"/>
-    <w:pitch w:val="variable"/>
-    <w:sig w:usb0="E4002EFF" w:usb1="C000E47F" w:usb2="00000009" w:usb3="00000000" w:csb0="000001FF" w:csb1="00000000"/>
-  </w:font>
-  <w:font w:name="Calibri">
-    <w:panose1 w:val="020F0502020204030204"/>
-    <w:charset w:val="00"/>
-    <w:family w:val="swiss"/>
-    <w:pitch w:val="variable"/>
-    <w:sig w:usb0="E0002AFF" w:usb1="4000ACFF" w:usb2="00000001" w:usb3="00000000" w:csb0="000001FF" w:csb1="00000000"/>
-  </w:font>
-  <w:font w:name="Calibri Light">
-    <w:panose1 w:val="020F0302020204030204"/>
-    <w:charset w:val="00"/>
-    <w:family w:val="swiss"/>
-    <w:pitch w:val="variable"/>
-    <w:sig w:usb0="A0002AEF" w:usb1="4000207B" w:usb2="00000000" w:usb3="00000000" w:csb0="000001FF" w:csb1="00000000"/>
-  </w:font>
-</w:fonts>
-</file>
-
-<file path=word/glossary/settings.xml><?xml version="1.0" encoding="utf-8"?>
-<w:settings xmlns:mc="http://schemas.openxmlformats.org/markup-compatibility/2006" xmlns:o="urn:schemas-microsoft-com:office:office" xmlns:r="http://schemas.openxmlformats.org/officeDocument/2006/relationships" xmlns:m="http://schemas.openxmlformats.org/officeDocument/2006/math" xmlns:v="urn:schemas-microsoft-com:vml" xmlns:w10="urn:schemas-microsoft-com:office:word" xmlns:w="http://schemas.openxmlformats.org/wordprocessingml/2006/main" xmlns:w14="http://schemas.microsoft.com/office/word/2010/wordml" xmlns:w15="http://schemas.microsoft.com/office/word/2012/wordml" xmlns:w16cex="http://schemas.microsoft.com/office/word/2018/wordml/cex" xmlns:w16cid="http://schemas.microsoft.com/office/word/2016/wordml/cid" xmlns:w16="http://schemas.microsoft.com/office/word/2018/wordml" xmlns:w16sdtdh="http://schemas.microsoft.com/office/word/2020/wordml/sdtdatahash" xmlns:w16se="http://schemas.microsoft.com/office/word/2015/wordml/symex" xmlns:sl="http://schemas.openxmlformats.org/schemaLibrary/2006/main" mc:Ignorable="w14 w15 w16se w16cid w16 w16cex w16sdtdh">
-  <w:view w:val="normal"/>
-  <w:revisionView w:formatting="0"/>
-  <w:defaultTabStop w:val="720"/>
-  <w:characterSpacingControl w:val="doNotCompress"/>
-  <w:compat>
-    <w:useFELayout/>
-    <w:compatSetting w:name="compatibilityMode" w:uri="http://schemas.microsoft.com/office/word" w:val="15"/>
-    <w:compatSetting w:name="overrideTableStyleFontSizeAndJustification" w:uri="http://schemas.microsoft.com/office/word" w:val="1"/>
-    <w:compatSetting w:name="enableOpenTypeFeatures" w:uri="http://schemas.microsoft.com/office/word" w:val="1"/>
-    <w:compatSetting w:name="doNotFlipMirrorIndents" w:uri="http://schemas.microsoft.com/office/word" w:val="1"/>
-    <w:compatSetting w:name="differentiateMultirowTableHeaders" w:uri="http://schemas.microsoft.com/office/word" w:val="1"/>
-    <w:compatSetting w:name="useWord2013TrackBottomHyphenation" w:uri="http://schemas.microsoft.com/office/word" w:val="0"/>
-  </w:compat>
-  <w:rsids>
-    <w:rsidRoot w:val="00034DA5"/>
-    <w:rsid w:val="00034DA5"/>
-    <w:rsid w:val="000A3F69"/>
-    <w:rsid w:val="002640DE"/>
-    <w:rsid w:val="00657229"/>
-    <w:rsid w:val="007F5554"/>
-    <w:rsid w:val="00847AA9"/>
-    <w:rsid w:val="00A26980"/>
-    <w:rsid w:val="00B00A01"/>
-    <w:rsid w:val="00BD1904"/>
-    <w:rsid w:val="00CB6F67"/>
-    <w:rsid w:val="00D810E5"/>
-    <w:rsid w:val="00DA7993"/>
-  </w:rsids>
-  <m:mathPr>
-    <m:mathFont m:val="Cambria Math"/>
-    <m:brkBin m:val="before"/>
-    <m:brkBinSub m:val="--"/>
-    <m:smallFrac m:val="0"/>
-    <m:dispDef/>
-    <m:lMargin m:val="0"/>
-    <m:rMargin m:val="0"/>
-    <m:defJc m:val="centerGroup"/>
-    <m:wrapIndent m:val="1440"/>
-    <m:intLim m:val="subSup"/>
-    <m:naryLim m:val="undOvr"/>
-  </m:mathPr>
-  <w:themeFontLang w:val="en-US"/>
-  <w:clrSchemeMapping w:bg1="light1" w:t1="dark1" w:bg2="light2" w:t2="dark2" w:accent1="accent1" w:accent2="accent2" w:accent3="accent3" w:accent4="accent4" w:accent5="accent5" w:accent6="accent6" w:hyperlink="hyperlink" w:followedHyperlink="followedHyperlink"/>
-  <w:decimalSymbol w:val="."/>
-  <w:listSeparator w:val=","/>
-  <w15:chartTrackingRefBased/>
-</w:settings>
-</file>
-
-<file path=word/glossary/styles.xml><?xml version="1.0" encoding="utf-8"?>
-<w:styles xmlns:mc="http://schemas.openxmlformats.org/markup-compatibility/2006" xmlns:r="http://schemas.openxmlformats.org/officeDocument/2006/relationships" xmlns:w="http://schemas.openxmlformats.org/wordprocessingml/2006/main" xmlns:w14="http://schemas.microsoft.com/office/word/2010/wordml" xmlns:w15="http://schemas.microsoft.com/office/word/2012/wordml" xmlns:w16cex="http://schemas.microsoft.com/office/word/2018/wordml/cex" xmlns:w16cid="http://schemas.microsoft.com/office/word/2016/wordml/cid" xmlns:w16="http://schemas.microsoft.com/office/word/2018/wordml" xmlns:w16sdtdh="http://schemas.microsoft.com/office/word/2020/wordml/sdtdatahash" xmlns:w16se="http://schemas.microsoft.com/office/word/2015/wordml/symex" mc:Ignorable="w14 w15 w16se w16cid w16 w16cex w16sdtdh">
-  <w:docDefaults>
-    <w:rPrDefault>
-      <w:rPr>
-        <w:rFonts w:asciiTheme="minorHAnsi" w:eastAsiaTheme="minorEastAsia" w:hAnsiTheme="minorHAnsi" w:cstheme="minorBidi"/>
-        <w:sz w:val="22"/>
-        <w:szCs w:val="22"/>
-        <w:lang w:val="en-US" w:eastAsia="en-US" w:bidi="ar-SA"/>
-      </w:rPr>
-    </w:rPrDefault>
-    <w:pPrDefault>
-      <w:pPr>
-        <w:spacing w:after="160" w:line="259" w:lineRule="auto"/>
-      </w:pPr>
-    </w:pPrDefault>
-  </w:docDefaults>
-  <w:latentStyles w:defLockedState="0" w:defUIPriority="99" w:defSemiHidden="0" w:defUnhideWhenUsed="0" w:defQFormat="0" w:count="376">
-    <w:lsdException w:name="Normal" w:uiPriority="0" w:qFormat="1"/>
-    <w:lsdException w:name="heading 1" w:uiPriority="9" w:qFormat="1"/>
-    <w:lsdException w:name="heading 2" w:semiHidden="1" w:uiPriority="9" w:unhideWhenUsed="1" w:qFormat="1"/>
-    <w:lsdException w:name="heading 3" w:semiHidden="1" w:uiPriority="9" w:unhideWhenUsed="1" w:qFormat="1"/>
-    <w:lsdException w:name="heading 4" w:semiHidden="1" w:uiPriority="9" w:unhideWhenUsed="1" w:qFormat="1"/>
-    <w:lsdException w:name="heading 5" w:semiHidden="1" w:uiPriority="9" w:unhideWhenUsed="1" w:qFormat="1"/>
-    <w:lsdException w:name="heading 6" w:semiHidden="1" w:uiPriority="9" w:unhideWhenUsed="1" w:qFormat="1"/>
-    <w:lsdException w:name="heading 7" w:semiHidden="1" w:uiPriority="9" w:unhideWhenUsed="1" w:qFormat="1"/>
-    <w:lsdException w:name="heading 8" w:semiHidden="1" w:uiPriority="9" w:unhideWhenUsed="1" w:qFormat="1"/>
-    <w:lsdException w:name="heading 9" w:semiHidden="1" w:uiPriority="9" w:unhideWhenUsed="1" w:qFormat="1"/>
-    <w:lsdException w:name="index 1" w:semiHidden="1" w:unhideWhenUsed="1"/>
-    <w:lsdException w:name="index 2" w:semiHidden="1" w:unhideWhenUsed="1"/>
-    <w:lsdException w:name="index 3" w:semiHidden="1" w:unhideWhenUsed="1"/>
-    <w:lsdException w:name="index 4" w:semiHidden="1" w:unhideWhenUsed="1"/>
-    <w:lsdException w:name="index 5" w:semiHidden="1" w:unhideWhenUsed="1"/>
-    <w:lsdException w:name="index 6" w:semiHidden="1" w:unhideWhenUsed="1"/>
-    <w:lsdException w:name="index 7" w:semiHidden="1" w:unhideWhenUsed="1"/>
-    <w:lsdException w:name="index 8" w:semiHidden="1" w:unhideWhenUsed="1"/>
-    <w:lsdException w:name="index 9" w:semiHidden="1" w:unhideWhenUsed="1"/>
-    <w:lsdException w:name="toc 1" w:semiHidden="1" w:uiPriority="39" w:unhideWhenUsed="1"/>
-    <w:lsdException w:name="toc 2" w:semiHidden="1" w:uiPriority="39" w:unhideWhenUsed="1"/>
-    <w:lsdException w:name="toc 3" w:semiHidden="1" w:uiPriority="39" w:unhideWhenUsed="1"/>
-    <w:lsdException w:name="toc 4" w:semiHidden="1" w:uiPriority="39" w:unhideWhenUsed="1"/>
-    <w:lsdException w:name="toc 5" w:semiHidden="1" w:uiPriority="39" w:unhideWhenUsed="1"/>
-    <w:lsdException w:name="toc 6" w:semiHidden="1" w:uiPriority="39" w:unhideWhenUsed="1"/>
-    <w:lsdException w:name="toc 7" w:semiHidden="1" w:uiPriority="39" w:unhideWhenUsed="1"/>
-    <w:lsdException w:name="toc 8" w:semiHidden="1" w:uiPriority="39" w:unhideWhenUsed="1"/>
-    <w:lsdException w:name="toc 9" w:semiHidden="1" w:uiPriority="39" w:unhideWhenUsed="1"/>
-    <w:lsdException w:name="Normal Indent" w:semiHidden="1" w:unhideWhenUsed="1"/>
-    <w:lsdException w:name="footnote text" w:semiHidden="1" w:unhideWhenUsed="1"/>
-    <w:lsdException w:name="annotation text" w:semiHidden="1" w:unhideWhenUsed="1"/>
-    <w:lsdException w:name="header" w:semiHidden="1" w:unhideWhenUsed="1"/>
-    <w:lsdException w:name="footer" w:semiHidden="1" w:unhideWhenUsed="1"/>
-    <w:lsdException w:name="index heading" w:semiHidden="1" w:unhideWhenUsed="1"/>
-    <w:lsdException w:name="caption" w:semiHidden="1" w:uiPriority="35" w:unhideWhenUsed="1" w:qFormat="1"/>
-    <w:lsdException w:name="table of figures" w:semiHidden="1" w:unhideWhenUsed="1"/>
-    <w:lsdException w:name="envelope address" w:semiHidden="1" w:unhideWhenUsed="1"/>
-    <w:lsdException w:name="envelope return" w:semiHidden="1" w:unhideWhenUsed="1"/>
-    <w:lsdException w:name="footnote reference" w:semiHidden="1" w:unhideWhenUsed="1"/>
-    <w:lsdException w:name="annotation reference" w:semiHidden="1" w:unhideWhenUsed="1"/>
-    <w:lsdException w:name="line number" w:semiHidden="1" w:unhideWhenUsed="1"/>
-    <w:lsdException w:name="page number" w:semiHidden="1" w:unhideWhenUsed="1"/>
-    <w:lsdException w:name="endnote reference" w:semiHidden="1" w:unhideWhenUsed="1"/>
-    <w:lsdException w:name="endnote text" w:semiHidden="1" w:unhideWhenUsed="1"/>
-    <w:lsdException w:name="table of authorities" w:semiHidden="1" w:unhideWhenUsed="1"/>
-    <w:lsdException w:name="macro" w:semiHidden="1" w:unhideWhenUsed="1"/>
-    <w:lsdException w:name="toa heading" w:semiHidden="1" w:unhideWhenUsed="1"/>
-    <w:lsdException w:name="List" w:semiHidden="1" w:unhideWhenUsed="1"/>
-    <w:lsdException w:name="List Bullet" w:semiHidden="1" w:unhideWhenUsed="1"/>
-    <w:lsdException w:name="List Number" w:semiHidden="1" w:unhideWhenUsed="1"/>
-    <w:lsdException w:name="List 2" w:semiHidden="1" w:unhideWhenUsed="1"/>
-    <w:lsdException w:name="List 3" w:semiHidden="1" w:unhideWhenUsed="1"/>
-    <w:lsdException w:name="List 4" w:semiHidden="1" w:unhideWhenUsed="1"/>
-    <w:lsdException w:name="List 5" w:semiHidden="1" w:unhideWhenUsed="1"/>
-    <w:lsdException w:name="List Bullet 2" w:semiHidden="1" w:unhideWhenUsed="1"/>
-    <w:lsdException w:name="List Bullet 3" w:semiHidden="1" w:unhideWhenUsed="1"/>
-    <w:lsdException w:name="List Bullet 4" w:semiHidden="1" w:unhideWhenUsed="1"/>
-    <w:lsdException w:name="List Bullet 5" w:semiHidden="1" w:unhideWhenUsed="1"/>
-    <w:lsdException w:name="List Number 2" w:semiHidden="1" w:unhideWhenUsed="1"/>
-    <w:lsdException w:name="List Number 3" w:semiHidden="1" w:unhideWhenUsed="1"/>
-    <w:lsdException w:name="List Number 4" w:semiHidden="1" w:unhideWhenUsed="1"/>
-    <w:lsdException w:name="List Number 5" w:semiHidden="1" w:unhideWhenUsed="1"/>
-    <w:lsdException w:name="Title" w:uiPriority="10" w:qFormat="1"/>
-    <w:lsdException w:name="Closing" w:semiHidden="1" w:unhideWhenUsed="1"/>
-    <w:lsdException w:name="Signature" w:semiHidden="1" w:unhideWhenUsed="1"/>
-    <w:lsdException w:name="Default Paragraph Font" w:semiHidden="1" w:uiPriority="1" w:unhideWhenUsed="1"/>
-    <w:lsdException w:name="Body Text" w:semiHidden="1" w:unhideWhenUsed="1"/>
-    <w:lsdException w:name="Body Text Indent" w:semiHidden="1" w:unhideWhenUsed="1"/>
-    <w:lsdException w:name="List Continue" w:semiHidden="1" w:unhideWhenUsed="1"/>
-    <w:lsdException w:name="List Continue 2" w:semiHidden="1" w:unhideWhenUsed="1"/>
-    <w:lsdException w:name="List Continue 3" w:semiHidden="1" w:unhideWhenUsed="1"/>
-    <w:lsdException w:name="List Continue 4" w:semiHidden="1" w:unhideWhenUsed="1"/>
-    <w:lsdException w:name="List Continue 5" w:semiHidden="1" w:unhideWhenUsed="1"/>
-    <w:lsdException w:name="Message Header" w:semiHidden="1" w:unhideWhenUsed="1"/>
-    <w:lsdException w:name="Subtitle" w:uiPriority="11" w:qFormat="1"/>
-    <w:lsdException w:name="Salutation" w:semiHidden="1" w:unhideWhenUsed="1"/>
-    <w:lsdException w:name="Date" w:semiHidden="1" w:unhideWhenUsed="1"/>
-    <w:lsdException w:name="Body Text First Indent" w:semiHidden="1" w:unhideWhenUsed="1"/>
-    <w:lsdException w:name="Body Text First Indent 2" w:semiHidden="1" w:unhideWhenUsed="1"/>
-    <w:lsdException w:name="Note Heading" w:semiHidden="1" w:unhideWhenUsed="1"/>
-    <w:lsdException w:name="Body Text 2" w:semiHidden="1" w:unhideWhenUsed="1"/>
-    <w:lsdException w:name="Body Text 3" w:semiHidden="1" w:unhideWhenUsed="1"/>
-    <w:lsdException w:name="Body Text Indent 2" w:semiHidden="1" w:unhideWhenUsed="1"/>
-    <w:lsdException w:name="Body Text Indent 3" w:semiHidden="1" w:unhideWhenUsed="1"/>
-    <w:lsdException w:name="Block Text" w:semiHidden="1" w:unhideWhenUsed="1"/>
-    <w:lsdException w:name="Hyperlink" w:semiHidden="1" w:unhideWhenUsed="1"/>
-    <w:lsdException w:name="FollowedHyperlink" w:semiHidden="1" w:unhideWhenUsed="1"/>
-    <w:lsdException w:name="Strong" w:uiPriority="22" w:qFormat="1"/>
-    <w:lsdException w:name="Emphasis" w:uiPriority="20" w:qFormat="1"/>
-    <w:lsdException w:name="Document Map" w:semiHidden="1" w:unhideWhenUsed="1"/>
-    <w:lsdException w:name="Plain Text" w:semiHidden="1" w:unhideWhenUsed="1"/>
-    <w:lsdException w:name="E-mail Signature" w:semiHidden="1" w:unhideWhenUsed="1"/>
-    <w:lsdException w:name="HTML Top of Form" w:semiHidden="1" w:unhideWhenUsed="1"/>
-    <w:lsdException w:name="HTML Bottom of Form" w:semiHidden="1" w:unhideWhenUsed="1"/>
-    <w:lsdException w:name="Normal (Web)" w:semiHidden="1" w:unhideWhenUsed="1"/>
-    <w:lsdException w:name="HTML Acronym" w:semiHidden="1" w:unhideWhenUsed="1"/>
-    <w:lsdException w:name="HTML Address" w:semiHidden="1" w:unhideWhenUsed="1"/>
-    <w:lsdException w:name="HTML Cite" w:semiHidden="1" w:unhideWhenUsed="1"/>
-    <w:lsdException w:name="HTML Code" w:semiHidden="1" w:unhideWhenUsed="1"/>
-    <w:lsdException w:name="HTML Definition" w:semiHidden="1" w:unhideWhenUsed="1"/>
-    <w:lsdException w:name="HTML Keyboard" w:semiHidden="1" w:unhideWhenUsed="1"/>
-    <w:lsdException w:name="HTML Preformatted" w:semiHidden="1" w:unhideWhenUsed="1"/>
-    <w:lsdException w:name="HTML Sample" w:semiHidden="1" w:unhideWhenUsed="1"/>
-    <w:lsdException w:name="HTML Typewriter" w:semiHidden="1" w:unhideWhenUsed="1"/>
-    <w:lsdException w:name="HTML Variable" w:semiHidden="1" w:unhideWhenUsed="1"/>
-    <w:lsdException w:name="Normal Table" w:semiHidden="1" w:unhideWhenUsed="1"/>
-    <w:lsdException w:name="annotation subject" w:semiHidden="1" w:unhideWhenUsed="1"/>
-    <w:lsdException w:name="No List" w:semiHidden="1" w:unhideWhenUsed="1"/>
-    <w:lsdException w:name="Outline List 1" w:semiHidden="1" w:unhideWhenUsed="1"/>
-    <w:lsdException w:name="Outline List 2" w:semiHidden="1" w:unhideWhenUsed="1"/>
-    <w:lsdException w:name="Outline List 3" w:semiHidden="1" w:unhideWhenUsed="1"/>
-    <w:lsdException w:name="Table Simple 1" w:semiHidden="1" w:unhideWhenUsed="1"/>
-    <w:lsdException w:name="Table Simple 2" w:semiHidden="1" w:unhideWhenUsed="1"/>
-    <w:lsdException w:name="Table Simple 3" w:semiHidden="1" w:unhideWhenUsed="1"/>
-    <w:lsdException w:name="Table Classic 1" w:semiHidden="1" w:unhideWhenUsed="1"/>
-    <w:lsdException w:name="Table Classic 2" w:semiHidden="1" w:unhideWhenUsed="1"/>
-    <w:lsdException w:name="Table Classic 3" w:semiHidden="1" w:unhideWhenUsed="1"/>
-    <w:lsdException w:name="Table Classic 4" w:semiHidden="1" w:unhideWhenUsed="1"/>
-    <w:lsdException w:name="Table Colorful 1" w:semiHidden="1" w:unhideWhenUsed="1"/>
-    <w:lsdException w:name="Table Colorful 2" w:semiHidden="1" w:unhideWhenUsed="1"/>
-    <w:lsdException w:name="Table Colorful 3" w:semiHidden="1" w:unhideWhenUsed="1"/>
-    <w:lsdException w:name="Table Columns 1" w:semiHidden="1" w:unhideWhenUsed="1"/>
-    <w:lsdException w:name="Table Columns 2" w:semiHidden="1" w:unhideWhenUsed="1"/>
-    <w:lsdException w:name="Table Columns 3" w:semiHidden="1" w:unhideWhenUsed="1"/>
-    <w:lsdException w:name="Table Columns 4" w:semiHidden="1" w:unhideWhenUsed="1"/>
-    <w:lsdException w:name="Table Columns 5" w:semiHidden="1" w:unhideWhenUsed="1"/>
-    <w:lsdException w:name="Table Grid 1" w:semiHidden="1" w:unhideWhenUsed="1"/>
-    <w:lsdException w:name="Table Grid 2" w:semiHidden="1" w:unhideWhenUsed="1"/>
-    <w:lsdException w:name="Table Grid 3" w:semiHidden="1" w:unhideWhenUsed="1"/>
-    <w:lsdException w:name="Table Grid 4" w:semiHidden="1" w:unhideWhenUsed="1"/>
-    <w:lsdException w:name="Table Grid 5" w:semiHidden="1" w:unhideWhenUsed="1"/>
-    <w:lsdException w:name="Table Grid 6" w:semiHidden="1" w:unhideWhenUsed="1"/>
-    <w:lsdException w:name="Table Grid 7" w:semiHidden="1" w:unhideWhenUsed="1"/>
-    <w:lsdException w:name="Table Grid 8" w:semiHidden="1" w:unhideWhenUsed="1"/>
-    <w:lsdException w:name="Table List 1" w:semiHidden="1" w:unhideWhenUsed="1"/>
-    <w:lsdException w:name="Table List 2" w:semiHidden="1" w:unhideWhenUsed="1"/>
-    <w:lsdException w:name="Table List 3" w:semiHidden="1" w:unhideWhenUsed="1"/>
-    <w:lsdException w:name="Table List 4" w:semiHidden="1" w:unhideWhenUsed="1"/>
-    <w:lsdException w:name="Table List 5" w:semiHidden="1" w:unhideWhenUsed="1"/>
-    <w:lsdException w:name="Table List 6" w:semiHidden="1" w:unhideWhenUsed="1"/>
-    <w:lsdException w:name="Table List 7" w:semiHidden="1" w:unhideWhenUsed="1"/>
-    <w:lsdException w:name="Table List 8" w:semiHidden="1" w:unhideWhenUsed="1"/>
-    <w:lsdException w:name="Table 3D effects 1" w:semiHidden="1" w:unhideWhenUsed="1"/>
-    <w:lsdException w:name="Table 3D effects 2" w:semiHidden="1" w:unhideWhenUsed="1"/>
-    <w:lsdException w:name="Table 3D effects 3" w:semiHidden="1" w:unhideWhenUsed="1"/>
-    <w:lsdException w:name="Table Contemporary" w:semiHidden="1" w:unhideWhenUsed="1"/>
-    <w:lsdException w:name="Table Elegant" w:semiHidden="1" w:unhideWhenUsed="1"/>
-    <w:lsdException w:name="Table Professional" w:semiHidden="1" w:unhideWhenUsed="1"/>
-    <w:lsdException w:name="Table Subtle 1" w:semiHidden="1" w:unhideWhenUsed="1"/>
-    <w:lsdException w:name="Table Subtle 2" w:semiHidden="1" w:unhideWhenUsed="1"/>
-    <w:lsdException w:name="Table Web 1" w:semiHidden="1" w:unhideWhenUsed="1"/>
-    <w:lsdException w:name="Table Web 2" w:semiHidden="1" w:unhideWhenUsed="1"/>
-    <w:lsdException w:name="Table Web 3" w:semiHidden="1" w:unhideWhenUsed="1"/>
-    <w:lsdException w:name="Balloon Text" w:semiHidden="1" w:unhideWhenUsed="1"/>
-    <w:lsdException w:name="Table Grid" w:uiPriority="39"/>
-    <w:lsdException w:name="Table Theme" w:semiHidden="1" w:unhideWhenUsed="1"/>
-    <w:lsdException w:name="Placeholder Text" w:semiHidden="1"/>
-    <w:lsdException w:name="No Spacing" w:uiPriority="1" w:qFormat="1"/>
-    <w:lsdException w:name="Light Shading" w:uiPriority="60"/>
-    <w:lsdException w:name="Light List" w:uiPriority="61"/>
-    <w:lsdException w:name="Light Grid" w:uiPriority="62"/>
-    <w:lsdException w:name="Medium Shading 1" w:uiPriority="63"/>
-    <w:lsdException w:name="Medium Shading 2" w:uiPriority="64"/>
-    <w:lsdException w:name="Medium List 1" w:uiPriority="65"/>
-    <w:lsdException w:name="Medium List 2" w:uiPriority="66"/>
-    <w:lsdException w:name="Medium Grid 1" w:uiPriority="67"/>
-    <w:lsdException w:name="Medium Grid 2" w:uiPriority="68"/>
-    <w:lsdException w:name="Medium Grid 3" w:uiPriority="69"/>
-    <w:lsdException w:name="Dark List" w:uiPriority="70"/>
-    <w:lsdException w:name="Colorful Shading" w:uiPriority="71"/>
-    <w:lsdException w:name="Colorful List" w:uiPriority="72"/>
-    <w:lsdException w:name="Colorful Grid" w:uiPriority="73"/>
-    <w:lsdException w:name="Light Shading Accent 1" w:uiPriority="60"/>
-    <w:lsdException w:name="Light List Accent 1" w:uiPriority="61"/>
-    <w:lsdException w:name="Light Grid Accent 1" w:uiPriority="62"/>
-    <w:lsdException w:name="Medium Shading 1 Accent 1" w:uiPriority="63"/>
-    <w:lsdException w:name="Medium Shading 2 Accent 1" w:uiPriority="64"/>
-    <w:lsdException w:name="Medium List 1 Accent 1" w:uiPriority="65"/>
-    <w:lsdException w:name="Revision" w:semiHidden="1"/>
-    <w:lsdException w:name="List Paragraph" w:uiPriority="34" w:qFormat="1"/>
-    <w:lsdException w:name="Quote" w:uiPriority="29" w:qFormat="1"/>
-    <w:lsdException w:name="Intense Quote" w:uiPriority="30" w:qFormat="1"/>
-    <w:lsdException w:name="Medium List 2 Accent 1" w:uiPriority="66"/>
-    <w:lsdException w:name="Medium Grid 1 Accent 1" w:uiPriority="67"/>
-    <w:lsdException w:name="Medium Grid 2 Accent 1" w:uiPriority="68"/>
-    <w:lsdException w:name="Medium Grid 3 Accent 1" w:uiPriority="69"/>
-    <w:lsdException w:name="Dark List Accent 1" w:uiPriority="70"/>
-    <w:lsdException w:name="Colorful Shading Accent 1" w:uiPriority="71"/>
-    <w:lsdException w:name="Colorful List Accent 1" w:uiPriority="72"/>
-    <w:lsdException w:name="Colorful Grid Accent 1" w:uiPriority="73"/>
-    <w:lsdException w:name="Light Shading Accent 2" w:uiPriority="60"/>
-    <w:lsdException w:name="Light List Accent 2" w:uiPriority="61"/>
-    <w:lsdException w:name="Light Grid Accent 2" w:uiPriority="62"/>
-    <w:lsdException w:name="Medium Shading 1 Accent 2" w:uiPriority="63"/>
-    <w:lsdException w:name="Medium Shading 2 Accent 2" w:uiPriority="64"/>
-    <w:lsdException w:name="Medium List 1 Accent 2" w:uiPriority="65"/>
-    <w:lsdException w:name="Medium List 2 Accent 2" w:uiPriority="66"/>
-    <w:lsdException w:name="Medium Grid 1 Accent 2" w:uiPriority="67"/>
-    <w:lsdException w:name="Medium Grid 2 Accent 2" w:uiPriority="68"/>
-    <w:lsdException w:name="Medium Grid 3 Accent 2" w:uiPriority="69"/>
-    <w:lsdException w:name="Dark List Accent 2" w:uiPriority="70"/>
-    <w:lsdException w:name="Colorful Shading Accent 2" w:uiPriority="71"/>
-    <w:lsdException w:name="Colorful List Accent 2" w:uiPriority="72"/>
-    <w:lsdException w:name="Colorful Grid Accent 2" w:uiPriority="73"/>
-    <w:lsdException w:name="Light Shading Accent 3" w:uiPriority="60"/>
-    <w:lsdException w:name="Light List Accent 3" w:uiPriority="61"/>
-    <w:lsdException w:name="Light Grid Accent 3" w:uiPriority="62"/>
-    <w:lsdException w:name="Medium Shading 1 Accent 3" w:uiPriority="63"/>
-    <w:lsdException w:name="Medium Shading 2 Accent 3" w:uiPriority="64"/>
-    <w:lsdException w:name="Medium List 1 Accent 3" w:uiPriority="65"/>
-    <w:lsdException w:name="Medium List 2 Accent 3" w:uiPriority="66"/>
-    <w:lsdException w:name="Medium Grid 1 Accent 3" w:uiPriority="67"/>
-    <w:lsdException w:name="Medium Grid 2 Accent 3" w:uiPriority="68"/>
-    <w:lsdException w:name="Medium Grid 3 Accent 3" w:uiPriority="69"/>
-    <w:lsdException w:name="Dark List Accent 3" w:uiPriority="70"/>
-    <w:lsdException w:name="Colorful Shading Accent 3" w:uiPriority="71"/>
-    <w:lsdException w:name="Colorful List Accent 3" w:uiPriority="72"/>
-    <w:lsdException w:name="Colorful Grid Accent 3" w:uiPriority="73"/>
-    <w:lsdException w:name="Light Shading Accent 4" w:uiPriority="60"/>
-    <w:lsdException w:name="Light List Accent 4" w:uiPriority="61"/>
-    <w:lsdException w:name="Light Grid Accent 4" w:uiPriority="62"/>
-    <w:lsdException w:name="Medium Shading 1 Accent 4" w:uiPriority="63"/>
-    <w:lsdException w:name="Medium Shading 2 Accent 4" w:uiPriority="64"/>
-    <w:lsdException w:name="Medium List 1 Accent 4" w:uiPriority="65"/>
-    <w:lsdException w:name="Medium List 2 Accent 4" w:uiPriority="66"/>
-    <w:lsdException w:name="Medium Grid 1 Accent 4" w:uiPriority="67"/>
-    <w:lsdException w:name="Medium Grid 2 Accent 4" w:uiPriority="68"/>
-    <w:lsdException w:name="Medium Grid 3 Accent 4" w:uiPriority="69"/>
-    <w:lsdException w:name="Dark List Accent 4" w:uiPriority="70"/>
-    <w:lsdException w:name="Colorful Shading Accent 4" w:uiPriority="71"/>
-    <w:lsdException w:name="Colorful List Accent 4" w:uiPriority="72"/>
-    <w:lsdException w:name="Colorful Grid Accent 4" w:uiPriority="73"/>
-    <w:lsdException w:name="Light Shading Accent 5" w:uiPriority="60"/>
-    <w:lsdException w:name="Light List Accent 5" w:uiPriority="61"/>
-    <w:lsdException w:name="Light Grid Accent 5" w:uiPriority="62"/>
-    <w:lsdException w:name="Medium Shading 1 Accent 5" w:uiPriority="63"/>
-    <w:lsdException w:name="Medium Shading 2 Accent 5" w:uiPriority="64"/>
-    <w:lsdException w:name="Medium List 1 Accent 5" w:uiPriority="65"/>
-    <w:lsdException w:name="Medium List 2 Accent 5" w:uiPriority="66"/>
-    <w:lsdException w:name="Medium Grid 1 Accent 5" w:uiPriority="67"/>
-    <w:lsdException w:name="Medium Grid 2 Accent 5" w:uiPriority="68"/>
-    <w:lsdException w:name="Medium Grid 3 Accent 5" w:uiPriority="69"/>
-    <w:lsdException w:name="Dark List Accent 5" w:uiPriority="70"/>
-    <w:lsdException w:name="Colorful Shading Accent 5" w:uiPriority="71"/>
-    <w:lsdException w:name="Colorful List Accent 5" w:uiPriority="72"/>
-    <w:lsdException w:name="Colorful Grid Accent 5" w:uiPriority="73"/>
-    <w:lsdException w:name="Light Shading Accent 6" w:uiPriority="60"/>
-    <w:lsdException w:name="Light List Accent 6" w:uiPriority="61"/>
-    <w:lsdException w:name="Light Grid Accent 6" w:uiPriority="62"/>
-    <w:lsdException w:name="Medium Shading 1 Accent 6" w:uiPriority="63"/>
-    <w:lsdException w:name="Medium Shading 2 Accent 6" w:uiPriority="64"/>
-    <w:lsdException w:name="Medium List 1 Accent 6" w:uiPriority="65"/>
-    <w:lsdException w:name="Medium List 2 Accent 6" w:uiPriority="66"/>
-    <w:lsdException w:name="Medium Grid 1 Accent 6" w:uiPriority="67"/>
-    <w:lsdException w:name="Medium Grid 2 Accent 6" w:uiPriority="68"/>
-    <w:lsdException w:name="Medium Grid 3 Accent 6" w:uiPriority="69"/>
-    <w:lsdException w:name="Dark List Accent 6" w:uiPriority="70"/>
-    <w:lsdException w:name="Colorful Shading Accent 6" w:uiPriority="71"/>
-    <w:lsdException w:name="Colorful List Accent 6" w:uiPriority="72"/>
-    <w:lsdException w:name="Colorful Grid Accent 6" w:uiPriority="73"/>
-    <w:lsdException w:name="Subtle Emphasis" w:uiPriority="19" w:qFormat="1"/>
-    <w:lsdException w:name="Intense Emphasis" w:uiPriority="21" w:qFormat="1"/>
-    <w:lsdException w:name="Subtle Reference" w:uiPriority="31" w:qFormat="1"/>
-    <w:lsdException w:name="Intense Reference" w:uiPriority="32" w:qFormat="1"/>
-    <w:lsdException w:name="Book Title" w:uiPriority="33" w:qFormat="1"/>
-    <w:lsdException w:name="Bibliography" w:semiHidden="1" w:uiPriority="37" w:unhideWhenUsed="1"/>
-    <w:lsdException w:name="TOC Heading" w:semiHidden="1" w:uiPriority="39" w:unhideWhenUsed="1" w:qFormat="1"/>
-    <w:lsdException w:name="Plain Table 1" w:uiPriority="41"/>
-    <w:lsdException w:name="Plain Table 2" w:uiPriority="42"/>
-    <w:lsdException w:name="Plain Table 3" w:uiPriority="43"/>
-    <w:lsdException w:name="Plain Table 4" w:uiPriority="44"/>
-    <w:lsdException w:name="Plain Table 5" w:uiPriority="45"/>
-    <w:lsdException w:name="Grid Table Light" w:uiPriority="40"/>
-    <w:lsdException w:name="Grid Table 1 Light" w:uiPriority="46"/>
-    <w:lsdException w:name="Grid Table 2" w:uiPriority="47"/>
-    <w:lsdException w:name="Grid Table 3" w:uiPriority="48"/>
-    <w:lsdException w:name="Grid Table 4" w:uiPriority="49"/>
-    <w:lsdException w:name="Grid Table 5 Dark" w:uiPriority="50"/>
-    <w:lsdException w:name="Grid Table 6 Colorful" w:uiPriority="51"/>
-    <w:lsdException w:name="Grid Table 7 Colorful" w:uiPriority="52"/>
-    <w:lsdException w:name="Grid Table 1 Light Accent 1" w:uiPriority="46"/>
-    <w:lsdException w:name="Grid Table 2 Accent 1" w:uiPriority="47"/>
-    <w:lsdException w:name="Grid Table 3 Accent 1" w:uiPriority="48"/>
-    <w:lsdException w:name="Grid Table 4 Accent 1" w:uiPriority="49"/>
-    <w:lsdException w:name="Grid Table 5 Dark Accent 1" w:uiPriority="50"/>
-    <w:lsdException w:name="Grid Table 6 Colorful Accent 1" w:uiPriority="51"/>
-    <w:lsdException w:name="Grid Table 7 Colorful Accent 1" w:uiPriority="52"/>
-    <w:lsdException w:name="Grid Table 1 Light Accent 2" w:uiPriority="46"/>
-    <w:lsdException w:name="Grid Table 2 Accent 2" w:uiPriority="47"/>
-    <w:lsdException w:name="Grid Table 3 Accent 2" w:uiPriority="48"/>
-    <w:lsdException w:name="Grid Table 4 Accent 2" w:uiPriority="49"/>
-    <w:lsdException w:name="Grid Table 5 Dark Accent 2" w:uiPriority="50"/>
-    <w:lsdException w:name="Grid Table 6 Colorful Accent 2" w:uiPriority="51"/>
-    <w:lsdException w:name="Grid Table 7 Colorful Accent 2" w:uiPriority="52"/>
-    <w:lsdException w:name="Grid Table 1 Light Accent 3" w:uiPriority="46"/>
-    <w:lsdException w:name="Grid Table 2 Accent 3" w:uiPriority="47"/>
-    <w:lsdException w:name="Grid Table 3 Accent 3" w:uiPriority="48"/>
-    <w:lsdException w:name="Grid Table 4 Accent 3" w:uiPriority="49"/>
-    <w:lsdException w:name="Grid Table 5 Dark Accent 3" w:uiPriority="50"/>
-    <w:lsdException w:name="Grid Table 6 Colorful Accent 3" w:uiPriority="51"/>
-    <w:lsdException w:name="Grid Table 7 Colorful Accent 3" w:uiPriority="52"/>
-    <w:lsdException w:name="Grid Table 1 Light Accent 4" w:uiPriority="46"/>
-    <w:lsdException w:name="Grid Table 2 Accent 4" w:uiPriority="47"/>
-    <w:lsdException w:name="Grid Table 3 Accent 4" w:uiPriority="48"/>
-    <w:lsdException w:name="Grid Table 4 Accent 4" w:uiPriority="49"/>
-    <w:lsdException w:name="Grid Table 5 Dark Accent 4" w:uiPriority="50"/>
-    <w:lsdException w:name="Grid Table 6 Colorful Accent 4" w:uiPriority="51"/>
-    <w:lsdException w:name="Grid Table 7 Colorful Accent 4" w:uiPriority="52"/>
-    <w:lsdException w:name="Grid Table 1 Light Accent 5" w:uiPriority="46"/>
-    <w:lsdException w:name="Grid Table 2 Accent 5" w:uiPriority="47"/>
-    <w:lsdException w:name="Grid Table 3 Accent 5" w:uiPriority="48"/>
-    <w:lsdException w:name="Grid Table 4 Accent 5" w:uiPriority="49"/>
-    <w:lsdException w:name="Grid Table 5 Dark Accent 5" w:uiPriority="50"/>
-    <w:lsdException w:name="Grid Table 6 Colorful Accent 5" w:uiPriority="51"/>
-    <w:lsdException w:name="Grid Table 7 Colorful Accent 5" w:uiPriority="52"/>
-    <w:lsdException w:name="Grid Table 1 Light Accent 6" w:uiPriority="46"/>
-    <w:lsdException w:name="Grid Table 2 Accent 6" w:uiPriority="47"/>
-    <w:lsdException w:name="Grid Table 3 Accent 6" w:uiPriority="48"/>
-    <w:lsdException w:name="Grid Table 4 Accent 6" w:uiPriority="49"/>
-    <w:lsdException w:name="Grid Table 5 Dark Accent 6" w:uiPriority="50"/>
-    <w:lsdException w:name="Grid Table 6 Colorful Accent 6" w:uiPriority="51"/>
-    <w:lsdException w:name="Grid Table 7 Colorful Accent 6" w:uiPriority="52"/>
-    <w:lsdException w:name="List Table 1 Light" w:uiPriority="46"/>
-    <w:lsdException w:name="List Table 2" w:uiPriority="47"/>
-    <w:lsdException w:name="List Table 3" w:uiPriority="48"/>
-    <w:lsdException w:name="List Table 4" w:uiPriority="49"/>
-    <w:lsdException w:name="List Table 5 Dark" w:uiPriority="50"/>
-    <w:lsdException w:name="List Table 6 Colorful" w:uiPriority="51"/>
-    <w:lsdException w:name="List Table 7 Colorful" w:uiPriority="52"/>
-    <w:lsdException w:name="List Table 1 Light Accent 1" w:uiPriority="46"/>
-    <w:lsdException w:name="List Table 2 Accent 1" w:uiPriority="47"/>
-    <w:lsdException w:name="List Table 3 Accent 1" w:uiPriority="48"/>
-    <w:lsdException w:name="List Table 4 Accent 1" w:uiPriority="49"/>
-    <w:lsdException w:name="List Table 5 Dark Accent 1" w:uiPriority="50"/>
-    <w:lsdException w:name="List Table 6 Colorful Accent 1" w:uiPriority="51"/>
-    <w:lsdException w:name="List Table 7 Colorful Accent 1" w:uiPriority="52"/>
-    <w:lsdException w:name="List Table 1 Light Accent 2" w:uiPriority="46"/>
-    <w:lsdException w:name="List Table 2 Accent 2" w:uiPriority="47"/>
-    <w:lsdException w:name="List Table 3 Accent 2" w:uiPriority="48"/>
-    <w:lsdException w:name="List Table 4 Accent 2" w:uiPriority="49"/>
-    <w:lsdException w:name="List Table 5 Dark Accent 2" w:uiPriority="50"/>
-    <w:lsdException w:name="List Table 6 Colorful Accent 2" w:uiPriority="51"/>
-    <w:lsdException w:name="List Table 7 Colorful Accent 2" w:uiPriority="52"/>
-    <w:lsdException w:name="List Table 1 Light Accent 3" w:uiPriority="46"/>
-    <w:lsdException w:name="List Table 2 Accent 3" w:uiPriority="47"/>
-    <w:lsdException w:name="List Table 3 Accent 3" w:uiPriority="48"/>
-    <w:lsdException w:name="List Table 4 Accent 3" w:uiPriority="49"/>
-    <w:lsdException w:name="List Table 5 Dark Accent 3" w:uiPriority="50"/>
-    <w:lsdException w:name="List Table 6 Colorful Accent 3" w:uiPriority="51"/>
-    <w:lsdException w:name="List Table 7 Colorful Accent 3" w:uiPriority="52"/>
-    <w:lsdException w:name="List Table 1 Light Accent 4" w:uiPriority="46"/>
-    <w:lsdException w:name="List Table 2 Accent 4" w:uiPriority="47"/>
-    <w:lsdException w:name="List Table 3 Accent 4" w:uiPriority="48"/>
-    <w:lsdException w:name="List Table 4 Accent 4" w:uiPriority="49"/>
-    <w:lsdException w:name="List Table 5 Dark Accent 4" w:uiPriority="50"/>
-    <w:lsdException w:name="List Table 6 Colorful Accent 4" w:uiPriority="51"/>
-    <w:lsdException w:name="List Table 7 Colorful Accent 4" w:uiPriority="52"/>
-    <w:lsdException w:name="List Table 1 Light Accent 5" w:uiPriority="46"/>
-    <w:lsdException w:name="List Table 2 Accent 5" w:uiPriority="47"/>
-    <w:lsdException w:name="List Table 3 Accent 5" w:uiPriority="48"/>
-    <w:lsdException w:name="List Table 4 Accent 5" w:uiPriority="49"/>
-    <w:lsdException w:name="List Table 5 Dark Accent 5" w:uiPriority="50"/>
-    <w:lsdException w:name="List Table 6 Colorful Accent 5" w:uiPriority="51"/>
-    <w:lsdException w:name="List Table 7 Colorful Accent 5" w:uiPriority="52"/>
-    <w:lsdException w:name="List Table 1 Light Accent 6" w:uiPriority="46"/>
-    <w:lsdException w:name="List Table 2 Accent 6" w:uiPriority="47"/>
-    <w:lsdException w:name="List Table 3 Accent 6" w:uiPriority="48"/>
-    <w:lsdException w:name="List Table 4 Accent 6" w:uiPriority="49"/>
-    <w:lsdException w:name="List Table 5 Dark Accent 6" w:uiPriority="50"/>
-    <w:lsdException w:name="List Table 6 Colorful Accent 6" w:uiPriority="51"/>
-    <w:lsdException w:name="List Table 7 Colorful Accent 6" w:uiPriority="52"/>
-    <w:lsdException w:name="Mention" w:semiHidden="1" w:unhideWhenUsed="1"/>
-    <w:lsdException w:name="Smart Hyperlink" w:semiHidden="1" w:unhideWhenUsed="1"/>
-    <w:lsdException w:name="Hashtag" w:semiHidden="1" w:unhideWhenUsed="1"/>
-    <w:lsdException w:name="Unresolved Mention" w:semiHidden="1" w:unhideWhenUsed="1"/>
-    <w:lsdException w:name="Smart Link" w:semiHidden="1" w:unhideWhenUsed="1"/>
-  </w:latentStyles>
-  <w:style w:type="paragraph" w:default="1" w:styleId="Normal">
-    <w:name w:val="Normal"/>
-    <w:qFormat/>
-  </w:style>
-  <w:style w:type="character" w:default="1" w:styleId="DefaultParagraphFont">
-    <w:name w:val="Default Paragraph Font"/>
-    <w:uiPriority w:val="1"/>
-    <w:semiHidden/>
-    <w:unhideWhenUsed/>
-  </w:style>
-  <w:style w:type="table" w:default="1" w:styleId="TableNormal">
-    <w:name w:val="Normal Table"/>
-    <w:uiPriority w:val="99"/>
-    <w:semiHidden/>
-    <w:unhideWhenUsed/>
-    <w:tblPr>
-      <w:tblInd w:w="0" w:type="dxa"/>
-      <w:tblCellMar>
-        <w:top w:w="0" w:type="dxa"/>
-        <w:left w:w="108" w:type="dxa"/>
-        <w:bottom w:w="0" w:type="dxa"/>
-        <w:right w:w="108" w:type="dxa"/>
-      </w:tblCellMar>
-    </w:tblPr>
-  </w:style>
-  <w:style w:type="numbering" w:default="1" w:styleId="NoList">
-    <w:name w:val="No List"/>
-    <w:uiPriority w:val="99"/>
-    <w:semiHidden/>
-    <w:unhideWhenUsed/>
-  </w:style>
-  <w:style w:type="character" w:styleId="PlaceholderText">
-    <w:name w:val="Placeholder Text"/>
-    <w:basedOn w:val="DefaultParagraphFont"/>
-    <w:uiPriority w:val="99"/>
-    <w:semiHidden/>
-    <w:rsid w:val="007F5554"/>
-    <w:rPr>
-      <w:color w:val="808080"/>
-    </w:rPr>
-  </w:style>
-  <w:style w:type="paragraph" w:customStyle="1" w:styleId="9C75C47F44B34962A882FF7195DFE608">
-    <w:name w:val="9C75C47F44B34962A882FF7195DFE608"/>
-    <w:rsid w:val="007F5554"/>
-  </w:style>
-  <w:style w:type="paragraph" w:customStyle="1" w:styleId="16BD41B6AFF14323A27A9F1DE2D76331">
-    <w:name w:val="16BD41B6AFF14323A27A9F1DE2D76331"/>
-    <w:rsid w:val="007F5554"/>
-  </w:style>
-  <w:style w:type="paragraph" w:customStyle="1" w:styleId="A24DE3463E7B4FAA9AF410445DD1F5F1">
-    <w:name w:val="A24DE3463E7B4FAA9AF410445DD1F5F1"/>
-    <w:rsid w:val="007F5554"/>
-  </w:style>
-  <w:style w:type="paragraph" w:customStyle="1" w:styleId="476CC3B75E3C48C6935C1C6A56B64981">
-    <w:name w:val="476CC3B75E3C48C6935C1C6A56B64981"/>
-    <w:rsid w:val="007F5554"/>
-  </w:style>
-  <w:style w:type="paragraph" w:customStyle="1" w:styleId="A0A0017B70024337A0764D8D39982ED7">
-    <w:name w:val="A0A0017B70024337A0764D8D39982ED7"/>
-    <w:rsid w:val="007F5554"/>
-  </w:style>
-  <w:style w:type="paragraph" w:customStyle="1" w:styleId="75D8FB4854F141E1AC2FED0E79C2FA6B">
-    <w:name w:val="75D8FB4854F141E1AC2FED0E79C2FA6B"/>
-    <w:rsid w:val="007F5554"/>
-  </w:style>
-  <w:style w:type="paragraph" w:customStyle="1" w:styleId="5BAE3F924478423695345C1E6D7A2FF5">
-    <w:name w:val="5BAE3F924478423695345C1E6D7A2FF5"/>
-    <w:rsid w:val="007F5554"/>
-  </w:style>
-  <w:style w:type="paragraph" w:customStyle="1" w:styleId="91405F51A4CC4D12B4BB5537C8C83C1B">
-    <w:name w:val="91405F51A4CC4D12B4BB5537C8C83C1B"/>
-    <w:rsid w:val="007F5554"/>
-  </w:style>
-  <w:style w:type="paragraph" w:customStyle="1" w:styleId="12C35D331368403FB8A85D1941D16A9F">
-    <w:name w:val="12C35D331368403FB8A85D1941D16A9F"/>
-    <w:rsid w:val="007F5554"/>
-  </w:style>
-  <w:style w:type="paragraph" w:customStyle="1" w:styleId="7B862C3953FE47B5B5F0C6A2710FD99F">
-    <w:name w:val="7B862C3953FE47B5B5F0C6A2710FD99F"/>
-    <w:rsid w:val="007F5554"/>
-  </w:style>
-  <w:style w:type="paragraph" w:customStyle="1" w:styleId="AF9701EB04834DC8BAA822A498B2BB7C">
-    <w:name w:val="AF9701EB04834DC8BAA822A498B2BB7C"/>
-    <w:rsid w:val="007F5554"/>
-  </w:style>
-  <w:style w:type="paragraph" w:customStyle="1" w:styleId="55638B46026249B6AC6BE9BFF4814E47">
-    <w:name w:val="55638B46026249B6AC6BE9BFF4814E47"/>
-    <w:rsid w:val="007F5554"/>
-  </w:style>
-  <w:style w:type="paragraph" w:customStyle="1" w:styleId="FE4A4098011B4FB49EED0605E3C9B89F">
-    <w:name w:val="FE4A4098011B4FB49EED0605E3C9B89F"/>
-    <w:rsid w:val="007F5554"/>
-  </w:style>
-  <w:style w:type="paragraph" w:customStyle="1" w:styleId="AF9ED554EB5745ABBFFBB58C29C88207">
-    <w:name w:val="AF9ED554EB5745ABBFFBB58C29C88207"/>
-    <w:rsid w:val="007F5554"/>
-  </w:style>
-  <w:style w:type="paragraph" w:customStyle="1" w:styleId="C05D2F8D62514D24890DF6696210A133">
-    <w:name w:val="C05D2F8D62514D24890DF6696210A133"/>
-    <w:rsid w:val="007F5554"/>
-  </w:style>
-  <w:style w:type="paragraph" w:customStyle="1" w:styleId="EBFDBE62853E41ACB644DDEE96182F12">
-    <w:name w:val="EBFDBE62853E41ACB644DDEE96182F12"/>
-    <w:rsid w:val="00657229"/>
-  </w:style>
-  <w:style w:type="paragraph" w:customStyle="1" w:styleId="F7428672FC9649FDB42AF000E9469D6C">
-    <w:name w:val="F7428672FC9649FDB42AF000E9469D6C"/>
-    <w:rsid w:val="00657229"/>
-  </w:style>
-  <w:style w:type="paragraph" w:customStyle="1" w:styleId="51AFB78810414EA6BD721ED507ACA5F6">
-    <w:name w:val="51AFB78810414EA6BD721ED507ACA5F6"/>
-    <w:rsid w:val="00657229"/>
-  </w:style>
-  <w:style w:type="paragraph" w:customStyle="1" w:styleId="B852776659F841D3A802CB8FEB4A9411">
-    <w:name w:val="B852776659F841D3A802CB8FEB4A9411"/>
-    <w:rsid w:val="00657229"/>
-  </w:style>
-  <w:style w:type="paragraph" w:customStyle="1" w:styleId="D349065EF53A4F68ACB42CAC421DD3A3">
-    <w:name w:val="D349065EF53A4F68ACB42CAC421DD3A3"/>
-    <w:rsid w:val="00657229"/>
-  </w:style>
-  <w:style w:type="paragraph" w:customStyle="1" w:styleId="A68F78EE3D604F738630CC3D9672E5C0">
-    <w:name w:val="A68F78EE3D604F738630CC3D9672E5C0"/>
-    <w:rsid w:val="00657229"/>
-  </w:style>
-  <w:style w:type="paragraph" w:customStyle="1" w:styleId="F31FEAD386C242A5B3BB1D00CE098482">
-    <w:name w:val="F31FEAD386C242A5B3BB1D00CE098482"/>
-    <w:rsid w:val="00657229"/>
-  </w:style>
-  <w:style w:type="paragraph" w:customStyle="1" w:styleId="29AD255F837F462F87F0B9970113F13C">
-    <w:name w:val="29AD255F837F462F87F0B9970113F13C"/>
-    <w:rsid w:val="00657229"/>
-  </w:style>
-  <w:style w:type="paragraph" w:customStyle="1" w:styleId="45C2B76F93F2414E949575B39DBAF5F6">
-    <w:name w:val="45C2B76F93F2414E949575B39DBAF5F6"/>
-    <w:rsid w:val="00657229"/>
-  </w:style>
-  <w:style w:type="paragraph" w:customStyle="1" w:styleId="7C4AD42278B84DB2B09BA78375050536">
-    <w:name w:val="7C4AD42278B84DB2B09BA78375050536"/>
-    <w:rsid w:val="00657229"/>
-  </w:style>
-  <w:style w:type="paragraph" w:customStyle="1" w:styleId="72685C12AA174EAEB20B79F41DEE8200">
-    <w:name w:val="72685C12AA174EAEB20B79F41DEE8200"/>
-    <w:rsid w:val="00657229"/>
-  </w:style>
-  <w:style w:type="paragraph" w:customStyle="1" w:styleId="BACDBE7479DD40518CFC1F98F3DD2393">
-    <w:name w:val="BACDBE7479DD40518CFC1F98F3DD2393"/>
-    <w:rsid w:val="00657229"/>
-  </w:style>
-  <w:style w:type="paragraph" w:customStyle="1" w:styleId="CEC7A45FEF7446E39F12E7474B78DFCA">
-    <w:name w:val="CEC7A45FEF7446E39F12E7474B78DFCA"/>
-    <w:rsid w:val="00657229"/>
-  </w:style>
-  <w:style w:type="paragraph" w:customStyle="1" w:styleId="1E1C04CB8AAD4C8AA9900AB683061C8F">
-    <w:name w:val="1E1C04CB8AAD4C8AA9900AB683061C8F"/>
-    <w:rsid w:val="00657229"/>
-  </w:style>
-  <w:style w:type="paragraph" w:customStyle="1" w:styleId="9332349C74B0423E857308D9E76AADF1">
-    <w:name w:val="9332349C74B0423E857308D9E76AADF1"/>
-    <w:rsid w:val="00657229"/>
-  </w:style>
-  <w:style w:type="paragraph" w:customStyle="1" w:styleId="6C5F94D52CDA45D8B95A116E689E0703">
-    <w:name w:val="6C5F94D52CDA45D8B95A116E689E0703"/>
-    <w:rsid w:val="00657229"/>
-  </w:style>
-  <w:style w:type="paragraph" w:customStyle="1" w:styleId="A7C1933E6A774C9B98C1F13A32DE8A2B">
-    <w:name w:val="A7C1933E6A774C9B98C1F13A32DE8A2B"/>
-    <w:rsid w:val="00657229"/>
-  </w:style>
-  <w:style w:type="paragraph" w:customStyle="1" w:styleId="7077106993A442669CC452675880B336">
-    <w:name w:val="7077106993A442669CC452675880B336"/>
-    <w:rsid w:val="00657229"/>
-  </w:style>
-  <w:style w:type="paragraph" w:customStyle="1" w:styleId="CF834810EBBB4649AB73024A24C55DFA">
-    <w:name w:val="CF834810EBBB4649AB73024A24C55DFA"/>
-    <w:rsid w:val="00657229"/>
-  </w:style>
-  <w:style w:type="paragraph" w:customStyle="1" w:styleId="AA919BE82BB34191A29F8DB7EEC71968">
-    <w:name w:val="AA919BE82BB34191A29F8DB7EEC71968"/>
-    <w:rsid w:val="00657229"/>
-  </w:style>
-  <w:style w:type="paragraph" w:customStyle="1" w:styleId="F9C46950328945969E3E22394C2A94EF">
-    <w:name w:val="F9C46950328945969E3E22394C2A94EF"/>
-    <w:rsid w:val="00657229"/>
-  </w:style>
-  <w:style w:type="paragraph" w:customStyle="1" w:styleId="4EBC7CB06199421CB32CB76CEE3D3E24">
-    <w:name w:val="4EBC7CB06199421CB32CB76CEE3D3E24"/>
-    <w:rsid w:val="00657229"/>
-  </w:style>
-  <w:style w:type="paragraph" w:customStyle="1" w:styleId="972454D5CA2245409A3BF2758371AA8F">
-    <w:name w:val="972454D5CA2245409A3BF2758371AA8F"/>
-    <w:rsid w:val="00657229"/>
-  </w:style>
-  <w:style w:type="paragraph" w:customStyle="1" w:styleId="55C99B1035934261AA16F573F3848164">
-    <w:name w:val="55C99B1035934261AA16F573F3848164"/>
-    <w:rsid w:val="00657229"/>
-  </w:style>
-  <w:style w:type="paragraph" w:customStyle="1" w:styleId="D8F46F71695F4A29907C5E673FBF3EB5">
-    <w:name w:val="D8F46F71695F4A29907C5E673FBF3EB5"/>
-    <w:rsid w:val="00657229"/>
-  </w:style>
-  <w:style w:type="paragraph" w:customStyle="1" w:styleId="04AB0EC7D4C0406D853293664FA403F6">
-    <w:name w:val="04AB0EC7D4C0406D853293664FA403F6"/>
-    <w:rsid w:val="00657229"/>
-  </w:style>
-  <w:style w:type="paragraph" w:customStyle="1" w:styleId="7C3936134F32448AB8C4F39E06473F38">
-    <w:name w:val="7C3936134F32448AB8C4F39E06473F38"/>
-    <w:rsid w:val="00657229"/>
-  </w:style>
-  <w:style w:type="paragraph" w:customStyle="1" w:styleId="1DFA7061F02E48B58BB6EA0780251D22">
-    <w:name w:val="1DFA7061F02E48B58BB6EA0780251D22"/>
-    <w:rsid w:val="00657229"/>
-  </w:style>
-  <w:style w:type="paragraph" w:customStyle="1" w:styleId="BF965D607CA04371A515CB8A97AEF69F">
-    <w:name w:val="BF965D607CA04371A515CB8A97AEF69F"/>
-    <w:rsid w:val="00657229"/>
-  </w:style>
-  <w:style w:type="paragraph" w:customStyle="1" w:styleId="E87023E8B78145138F0DBEFBD73757E9">
-    <w:name w:val="E87023E8B78145138F0DBEFBD73757E9"/>
-    <w:rsid w:val="00657229"/>
-  </w:style>
-</w:styles>
-</file>
-
-<file path=word/glossary/webSettings.xml><?xml version="1.0" encoding="utf-8"?>
-<w:webSettings xmlns:mc="http://schemas.openxmlformats.org/markup-compatibility/2006" xmlns:r="http://schemas.openxmlformats.org/officeDocument/2006/relationships" xmlns:w="http://schemas.openxmlformats.org/wordprocessingml/2006/main" xmlns:w14="http://schemas.microsoft.com/office/word/2010/wordml" xmlns:w15="http://schemas.microsoft.com/office/word/2012/wordml" xmlns:w16cex="http://schemas.microsoft.com/office/word/2018/wordml/cex" xmlns:w16cid="http://schemas.microsoft.com/office/word/2016/wordml/cid" xmlns:w16="http://schemas.microsoft.com/office/word/2018/wordml" xmlns:w16sdtdh="http://schemas.microsoft.com/office/word/2020/wordml/sdtdatahash" xmlns:w16se="http://schemas.microsoft.com/office/word/2015/wordml/symex" mc:Ignorable="w14 w15 w16se w16cid w16 w16cex w16sdtdh">
-  <w:optimizeForBrowser/>
-  <w:allowPNG/>
-</w:webSettings>
-</file>
-
 <file path=word/theme/theme11.xml><?xml version="1.0" encoding="utf-8"?>
 <a:theme xmlns:a="http://schemas.openxmlformats.org/drawingml/2006/main" name="Office Theme">
   <a:themeElements>
@@ -6118,340 +4595,4 @@
   <a:objectDefaults/>
   <a:extraClrSchemeLst/>
 </a:theme>
-</file>
-
-<file path=customXml/item14.xml><?xml version="1.0" encoding="utf-8"?>
-<CoverPageProperties xmlns="http://schemas.microsoft.com/office/2006/coverPageProps">
-  <PublishDate/>
-  <Abstract/>
-  <CompanyAddress/>
-  <CompanyPhone/>
-  <CompanyFax/>
-  <CompanyEmail/>
-</CoverPageProperties>
-</file>
-
-<file path=customXml/item22.xml><?xml version="1.0" encoding="utf-8"?>
-<b:Sources xmlns:b="http://schemas.openxmlformats.org/officeDocument/2006/bibliography" xmlns="http://schemas.openxmlformats.org/officeDocument/2006/bibliography" SelectedStyle="\APASixthEditionOfficeOnline.xsl" StyleName="APA" Version="6"/>
-</file>
-
-<file path=customXml/item33.xml><?xml version="1.0" encoding="utf-8"?>
-<ct:contentTypeSchema xmlns:ct="http://schemas.microsoft.com/office/2006/metadata/contentType" xmlns:ma="http://schemas.microsoft.com/office/2006/metadata/properties/metaAttributes" ct:_="" ma:_="" ma:contentTypeName="Document" ma:contentTypeID="0x01010079F111ED35F8CC479449609E8A0923A6" ma:contentTypeVersion="18" ma:contentTypeDescription="Create a new document." ma:contentTypeScope="" ma:versionID="27a416adda3cf0f491a4f548a2367a54">
-  <xsd:schema xmlns:xsd="http://www.w3.org/2001/XMLSchema" xmlns:xs="http://www.w3.org/2001/XMLSchema" xmlns:p="http://schemas.microsoft.com/office/2006/metadata/properties" xmlns:ns1="http://schemas.microsoft.com/sharepoint/v3" xmlns:ns2="71af3243-3dd4-4a8d-8c0d-dd76da1f02a5" xmlns:ns3="16c05727-aa75-4e4a-9b5f-8a80a1165891" xmlns:ns4="230e9df3-be65-4c73-a93b-d1236ebd677e" targetNamespace="http://schemas.microsoft.com/office/2006/metadata/properties" ma:root="true" ma:fieldsID="2ef98d826045059a9b3c156985e150db" ns1:_="" ns2:_="" ns3:_="" ns4:_="">
-    <xsd:import namespace="http://schemas.microsoft.com/sharepoint/v3"/>
-    <xsd:import namespace="71af3243-3dd4-4a8d-8c0d-dd76da1f02a5"/>
-    <xsd:import namespace="16c05727-aa75-4e4a-9b5f-8a80a1165891"/>
-    <xsd:import namespace="230e9df3-be65-4c73-a93b-d1236ebd677e"/>
-    <xsd:element name="properties">
-      <xsd:complexType>
-        <xsd:sequence>
-          <xsd:element name="documentManagement">
-            <xsd:complexType>
-              <xsd:all>
-                <xsd:element ref="ns2:MediaServiceMetadata" minOccurs="0"/>
-                <xsd:element ref="ns2:MediaServiceFastMetadata" minOccurs="0"/>
-                <xsd:element ref="ns2:MediaServiceOCR" minOccurs="0"/>
-                <xsd:element ref="ns2:MediaServiceAutoTags" minOccurs="0"/>
-                <xsd:element ref="ns2:MediaServiceEventHashCode" minOccurs="0"/>
-                <xsd:element ref="ns2:MediaServiceGenerationTime" minOccurs="0"/>
-                <xsd:element ref="ns3:SharedWithUsers" minOccurs="0"/>
-                <xsd:element ref="ns3:SharedWithDetails" minOccurs="0"/>
-                <xsd:element ref="ns2:MediaServiceAutoKeyPoints" minOccurs="0"/>
-                <xsd:element ref="ns2:MediaServiceKeyPoints" minOccurs="0"/>
-                <xsd:element ref="ns2:MediaServiceDateTaken" minOccurs="0"/>
-                <xsd:element ref="ns2:Status" minOccurs="0"/>
-                <xsd:element ref="ns1:_ip_UnifiedCompliancePolicyProperties" minOccurs="0"/>
-                <xsd:element ref="ns1:_ip_UnifiedCompliancePolicyUIAction" minOccurs="0"/>
-                <xsd:element ref="ns2:Image" minOccurs="0"/>
-                <xsd:element ref="ns4:TaxCatchAll" minOccurs="0"/>
-              </xsd:all>
-            </xsd:complexType>
-          </xsd:element>
-        </xsd:sequence>
-      </xsd:complexType>
-    </xsd:element>
-  </xsd:schema>
-  <xsd:schema xmlns:xsd="http://www.w3.org/2001/XMLSchema" xmlns:xs="http://www.w3.org/2001/XMLSchema" xmlns:dms="http://schemas.microsoft.com/office/2006/documentManagement/types" xmlns:pc="http://schemas.microsoft.com/office/infopath/2007/PartnerControls" targetNamespace="http://schemas.microsoft.com/sharepoint/v3" elementFormDefault="qualified">
-    <xsd:import namespace="http://schemas.microsoft.com/office/2006/documentManagement/types"/>
-    <xsd:import namespace="http://schemas.microsoft.com/office/infopath/2007/PartnerControls"/>
-    <xsd:element name="_ip_UnifiedCompliancePolicyProperties" ma:index="20" nillable="true" ma:displayName="Unified Compliance Policy Properties" ma:hidden="true" ma:internalName="_ip_UnifiedCompliancePolicyProperties">
-      <xsd:simpleType>
-        <xsd:restriction base="dms:Note"/>
-      </xsd:simpleType>
-    </xsd:element>
-    <xsd:element name="_ip_UnifiedCompliancePolicyUIAction" ma:index="21" nillable="true" ma:displayName="Unified Compliance Policy UI Action" ma:hidden="true" ma:internalName="_ip_UnifiedCompliancePolicyUIAction">
-      <xsd:simpleType>
-        <xsd:restriction base="dms:Text"/>
-      </xsd:simpleType>
-    </xsd:element>
-  </xsd:schema>
-  <xsd:schema xmlns:xsd="http://www.w3.org/2001/XMLSchema" xmlns:xs="http://www.w3.org/2001/XMLSchema" xmlns:dms="http://schemas.microsoft.com/office/2006/documentManagement/types" xmlns:pc="http://schemas.microsoft.com/office/infopath/2007/PartnerControls" targetNamespace="71af3243-3dd4-4a8d-8c0d-dd76da1f02a5" elementFormDefault="qualified">
-    <xsd:import namespace="http://schemas.microsoft.com/office/2006/documentManagement/types"/>
-    <xsd:import namespace="http://schemas.microsoft.com/office/infopath/2007/PartnerControls"/>
-    <xsd:element name="MediaServiceMetadata" ma:index="8" nillable="true" ma:displayName="MediaServiceMetadata" ma:hidden="true" ma:internalName="MediaServiceMetadata" ma:readOnly="true">
-      <xsd:simpleType>
-        <xsd:restriction base="dms:Note"/>
-      </xsd:simpleType>
-    </xsd:element>
-    <xsd:element name="MediaServiceFastMetadata" ma:index="9" nillable="true" ma:displayName="MediaServiceFastMetadata" ma:hidden="true" ma:internalName="MediaServiceFastMetadata" ma:readOnly="true">
-      <xsd:simpleType>
-        <xsd:restriction base="dms:Note"/>
-      </xsd:simpleType>
-    </xsd:element>
-    <xsd:element name="MediaServiceOCR" ma:index="10" nillable="true" ma:displayName="MediaServiceOCR" ma:internalName="MediaServiceOCR" ma:readOnly="true">
-      <xsd:simpleType>
-        <xsd:restriction base="dms:Note">
-          <xsd:maxLength value="255"/>
-        </xsd:restriction>
-      </xsd:simpleType>
-    </xsd:element>
-    <xsd:element name="MediaServiceAutoTags" ma:index="11" nillable="true" ma:displayName="MediaServiceAutoTags" ma:internalName="MediaServiceAutoTags" ma:readOnly="true">
-      <xsd:simpleType>
-        <xsd:restriction base="dms:Text"/>
-      </xsd:simpleType>
-    </xsd:element>
-    <xsd:element name="MediaServiceEventHashCode" ma:index="12" nillable="true" ma:displayName="MediaServiceEventHashCode" ma:hidden="true" ma:internalName="MediaServiceEventHashCode" ma:readOnly="true">
-      <xsd:simpleType>
-        <xsd:restriction base="dms:Text"/>
-      </xsd:simpleType>
-    </xsd:element>
-    <xsd:element name="MediaServiceGenerationTime" ma:index="13" nillable="true" ma:displayName="MediaServiceGenerationTime" ma:hidden="true" ma:internalName="MediaServiceGenerationTime" ma:readOnly="true">
-      <xsd:simpleType>
-        <xsd:restriction base="dms:Text"/>
-      </xsd:simpleType>
-    </xsd:element>
-    <xsd:element name="MediaServiceAutoKeyPoints" ma:index="16" nillable="true" ma:displayName="MediaServiceAutoKeyPoints" ma:hidden="true" ma:internalName="MediaServiceAutoKeyPoints" ma:readOnly="true">
-      <xsd:simpleType>
-        <xsd:restriction base="dms:Note"/>
-      </xsd:simpleType>
-    </xsd:element>
-    <xsd:element name="MediaServiceKeyPoints" ma:index="17" nillable="true" ma:displayName="KeyPoints" ma:internalName="MediaServiceKeyPoints" ma:readOnly="false">
-      <xsd:simpleType>
-        <xsd:restriction base="dms:Note">
-          <xsd:maxLength value="255"/>
-        </xsd:restriction>
-      </xsd:simpleType>
-    </xsd:element>
-    <xsd:element name="MediaServiceDateTaken" ma:index="18" nillable="true" ma:displayName="MediaServiceDateTaken" ma:hidden="true" ma:internalName="MediaServiceDateTaken" ma:readOnly="true">
-      <xsd:simpleType>
-        <xsd:restriction base="dms:Text"/>
-      </xsd:simpleType>
-    </xsd:element>
-    <xsd:element name="Status" ma:index="19" nillable="true" ma:displayName="Status" ma:default="Not started" ma:format="Dropdown" ma:internalName="Status">
-      <xsd:simpleType>
-        <xsd:restriction base="dms:Choice">
-          <xsd:enumeration value="Not started"/>
-          <xsd:enumeration value="In Progress"/>
-          <xsd:enumeration value="Completed"/>
-        </xsd:restriction>
-      </xsd:simpleType>
-    </xsd:element>
-    <xsd:element name="Image" ma:index="22" nillable="true" ma:displayName="Image" ma:format="Image" ma:internalName="Image">
-      <xsd:complexType>
-        <xsd:complexContent>
-          <xsd:extension base="dms:URL">
-            <xsd:sequence>
-              <xsd:element name="Url" type="dms:ValidUrl" minOccurs="0" nillable="true"/>
-              <xsd:element name="Description" type="xsd:string" nillable="true"/>
-            </xsd:sequence>
-          </xsd:extension>
-        </xsd:complexContent>
-      </xsd:complexType>
-    </xsd:element>
-  </xsd:schema>
-  <xsd:schema xmlns:xsd="http://www.w3.org/2001/XMLSchema" xmlns:xs="http://www.w3.org/2001/XMLSchema" xmlns:dms="http://schemas.microsoft.com/office/2006/documentManagement/types" xmlns:pc="http://schemas.microsoft.com/office/infopath/2007/PartnerControls" targetNamespace="16c05727-aa75-4e4a-9b5f-8a80a1165891" elementFormDefault="qualified">
-    <xsd:import namespace="http://schemas.microsoft.com/office/2006/documentManagement/types"/>
-    <xsd:import namespace="http://schemas.microsoft.com/office/infopath/2007/PartnerControls"/>
-    <xsd:element name="SharedWithUsers" ma:index="14" nillable="true" ma:displayName="Shared With" ma:internalName="SharedWithUsers" ma:readOnly="true">
-      <xsd:complexType>
-        <xsd:complexContent>
-          <xsd:extension base="dms:UserMulti">
-            <xsd:sequence>
-              <xsd:element name="UserInfo" minOccurs="0" maxOccurs="unbounded">
-                <xsd:complexType>
-                  <xsd:sequence>
-                    <xsd:element name="DisplayName" type="xsd:string" minOccurs="0"/>
-                    <xsd:element name="AccountId" type="dms:UserId" minOccurs="0" nillable="true"/>
-                    <xsd:element name="AccountType" type="xsd:string" minOccurs="0"/>
-                  </xsd:sequence>
-                </xsd:complexType>
-              </xsd:element>
-            </xsd:sequence>
-          </xsd:extension>
-        </xsd:complexContent>
-      </xsd:complexType>
-    </xsd:element>
-    <xsd:element name="SharedWithDetails" ma:index="15" nillable="true" ma:displayName="Shared With Details" ma:internalName="SharedWithDetails" ma:readOnly="true">
-      <xsd:simpleType>
-        <xsd:restriction base="dms:Note">
-          <xsd:maxLength value="255"/>
-        </xsd:restriction>
-      </xsd:simpleType>
-    </xsd:element>
-  </xsd:schema>
-  <xsd:schema xmlns:xsd="http://www.w3.org/2001/XMLSchema" xmlns:xs="http://www.w3.org/2001/XMLSchema" xmlns:dms="http://schemas.microsoft.com/office/2006/documentManagement/types" xmlns:pc="http://schemas.microsoft.com/office/infopath/2007/PartnerControls" targetNamespace="230e9df3-be65-4c73-a93b-d1236ebd677e" elementFormDefault="qualified">
-    <xsd:import namespace="http://schemas.microsoft.com/office/2006/documentManagement/types"/>
-    <xsd:import namespace="http://schemas.microsoft.com/office/infopath/2007/PartnerControls"/>
-    <xsd:element name="TaxCatchAll" ma:index="23" nillable="true" ma:displayName="Taxonomy Catch All Column" ma:hidden="true" ma:list="{3f6bfcbc-3db3-4ae6-bd76-326f0798ad28}" ma:internalName="TaxCatchAll" ma:showField="CatchAllData" ma:web="16c05727-aa75-4e4a-9b5f-8a80a1165891">
-      <xsd:complexType>
-        <xsd:complexContent>
-          <xsd:extension base="dms:MultiChoiceLookup">
-            <xsd:sequence>
-              <xsd:element name="Value" type="dms:Lookup" maxOccurs="unbounded" minOccurs="0" nillable="true"/>
-            </xsd:sequence>
-          </xsd:extension>
-        </xsd:complexContent>
-      </xsd:complexType>
-    </xsd:element>
-  </xsd:schema>
-  <xsd:schema xmlns="http://schemas.openxmlformats.org/package/2006/metadata/core-properties" xmlns:xsd="http://www.w3.org/2001/XMLSchema" xmlns:xsi="http://www.w3.org/2001/XMLSchema-instance" xmlns:dc="http://purl.org/dc/elements/1.1/" xmlns:dcterms="http://purl.org/dc/terms/" xmlns:odoc="http://schemas.microsoft.com/internal/obd" targetNamespace="http://schemas.openxmlformats.org/package/2006/metadata/core-properties" elementFormDefault="qualified" attributeFormDefault="unqualified" blockDefault="#all">
-    <xsd:import namespace="http://purl.org/dc/elements/1.1/" schemaLocation="http://dublincore.org/schemas/xmls/qdc/2003/04/02/dc.xsd"/>
-    <xsd:import namespace="http://purl.org/dc/terms/" schemaLocation="http://dublincore.org/schemas/xmls/qdc/2003/04/02/dcterms.xsd"/>
-    <xsd:element name="coreProperties" type="CT_coreProperties"/>
-    <xsd:complexType name="CT_coreProperties">
-      <xsd:all>
-        <xsd:element ref="dc:creator" minOccurs="0" maxOccurs="1"/>
-        <xsd:element ref="dcterms:created" minOccurs="0" maxOccurs="1"/>
-        <xsd:element ref="dc:identifier" minOccurs="0" maxOccurs="1"/>
-        <xsd:element name="contentType" minOccurs="0" maxOccurs="1" type="xsd:string" ma:index="0" ma:displayName="Content Type"/>
-        <xsd:element ref="dc:title" minOccurs="0" maxOccurs="1" ma:index="4" ma:displayName="Title"/>
-        <xsd:element ref="dc:subject" minOccurs="0" maxOccurs="1"/>
-        <xsd:element ref="dc:description" minOccurs="0" maxOccurs="1"/>
-        <xsd:element name="keywords" minOccurs="0" maxOccurs="1" type="xsd:string"/>
-        <xsd:element ref="dc:language" minOccurs="0" maxOccurs="1"/>
-        <xsd:element name="category" minOccurs="0" maxOccurs="1" type="xsd:string"/>
-        <xsd:element name="version" minOccurs="0" maxOccurs="1" type="xsd:string"/>
-        <xsd:element name="revision" minOccurs="0" maxOccurs="1" type="xsd:string">
-          <xsd:annotation>
-            <xsd:documentation>
-                        This value indicates the number of saves or revisions. The application is responsible for updating this value after each revision.
-                    </xsd:documentation>
-          </xsd:annotation>
-        </xsd:element>
-        <xsd:element name="lastModifiedBy" minOccurs="0" maxOccurs="1" type="xsd:string"/>
-        <xsd:element ref="dcterms:modified" minOccurs="0" maxOccurs="1"/>
-        <xsd:element name="contentStatus" minOccurs="0" maxOccurs="1" type="xsd:string"/>
-      </xsd:all>
-    </xsd:complexType>
-  </xsd:schema>
-  <xs:schema xmlns:pc="http://schemas.microsoft.com/office/infopath/2007/PartnerControls" xmlns:xs="http://www.w3.org/2001/XMLSchema" targetNamespace="http://schemas.microsoft.com/office/infopath/2007/PartnerControls" elementFormDefault="qualified" attributeFormDefault="unqualified">
-    <xs:element name="Person">
-      <xs:complexType>
-        <xs:sequence>
-          <xs:element ref="pc:DisplayName" minOccurs="0"/>
-          <xs:element ref="pc:AccountId" minOccurs="0"/>
-          <xs:element ref="pc:AccountType" minOccurs="0"/>
-        </xs:sequence>
-      </xs:complexType>
-    </xs:element>
-    <xs:element name="DisplayName" type="xs:string"/>
-    <xs:element name="AccountId" type="xs:string"/>
-    <xs:element name="AccountType" type="xs:string"/>
-    <xs:element name="BDCAssociatedEntity">
-      <xs:complexType>
-        <xs:sequence>
-          <xs:element ref="pc:BDCEntity" minOccurs="0" maxOccurs="unbounded"/>
-        </xs:sequence>
-        <xs:attribute ref="pc:EntityNamespace"/>
-        <xs:attribute ref="pc:EntityName"/>
-        <xs:attribute ref="pc:SystemInstanceName"/>
-        <xs:attribute ref="pc:AssociationName"/>
-      </xs:complexType>
-    </xs:element>
-    <xs:attribute name="EntityNamespace" type="xs:string"/>
-    <xs:attribute name="EntityName" type="xs:string"/>
-    <xs:attribute name="SystemInstanceName" type="xs:string"/>
-    <xs:attribute name="AssociationName" type="xs:string"/>
-    <xs:element name="BDCEntity">
-      <xs:complexType>
-        <xs:sequence>
-          <xs:element ref="pc:EntityDisplayName" minOccurs="0"/>
-          <xs:element ref="pc:EntityInstanceReference" minOccurs="0"/>
-          <xs:element ref="pc:EntityId1" minOccurs="0"/>
-          <xs:element ref="pc:EntityId2" minOccurs="0"/>
-          <xs:element ref="pc:EntityId3" minOccurs="0"/>
-          <xs:element ref="pc:EntityId4" minOccurs="0"/>
-          <xs:element ref="pc:EntityId5" minOccurs="0"/>
-        </xs:sequence>
-      </xs:complexType>
-    </xs:element>
-    <xs:element name="EntityDisplayName" type="xs:string"/>
-    <xs:element name="EntityInstanceReference" type="xs:string"/>
-    <xs:element name="EntityId1" type="xs:string"/>
-    <xs:element name="EntityId2" type="xs:string"/>
-    <xs:element name="EntityId3" type="xs:string"/>
-    <xs:element name="EntityId4" type="xs:string"/>
-    <xs:element name="EntityId5" type="xs:string"/>
-    <xs:element name="Terms">
-      <xs:complexType>
-        <xs:sequence>
-          <xs:element ref="pc:TermInfo" minOccurs="0" maxOccurs="unbounded"/>
-        </xs:sequence>
-      </xs:complexType>
-    </xs:element>
-    <xs:element name="TermInfo">
-      <xs:complexType>
-        <xs:sequence>
-          <xs:element ref="pc:TermName" minOccurs="0"/>
-          <xs:element ref="pc:TermId" minOccurs="0"/>
-        </xs:sequence>
-      </xs:complexType>
-    </xs:element>
-    <xs:element name="TermName" type="xs:string"/>
-    <xs:element name="TermId" type="xs:string"/>
-  </xs:schema>
-</ct:contentTypeSchema>
-</file>
-
-<file path=customXml/item4.xml><?xml version="1.0" encoding="utf-8"?>
-<?mso-contentType ?>
-<FormTemplates xmlns="http://schemas.microsoft.com/sharepoint/v3/contenttype/forms">
-  <Display>DocumentLibraryForm</Display>
-  <Edit>DocumentLibraryForm</Edit>
-  <New>DocumentLibraryForm</New>
-</FormTemplates>
-</file>
-
-<file path=customXml/item55.xml><?xml version="1.0" encoding="utf-8"?>
-<p:properties xmlns:p="http://schemas.microsoft.com/office/2006/metadata/properties" xmlns:xsi="http://www.w3.org/2001/XMLSchema-instance" xmlns:pc="http://schemas.microsoft.com/office/infopath/2007/PartnerControls">
-  <documentManagement>
-    <_ip_UnifiedCompliancePolicyUIAction xmlns="http://schemas.microsoft.com/sharepoint/v3" xsi:nil="true"/>
-    <Image xmlns="71af3243-3dd4-4a8d-8c0d-dd76da1f02a5">
-      <Url xsi:nil="true"/>
-      <Description xsi:nil="true"/>
-    </Image>
-    <Status xmlns="71af3243-3dd4-4a8d-8c0d-dd76da1f02a5">Not started</Status>
-    <_ip_UnifiedCompliancePolicyProperties xmlns="http://schemas.microsoft.com/sharepoint/v3" xsi:nil="true"/>
-    <TaxCatchAll xmlns="230e9df3-be65-4c73-a93b-d1236ebd677e"/>
-    <MediaServiceKeyPoints xmlns="71af3243-3dd4-4a8d-8c0d-dd76da1f02a5" xsi:nil="true"/>
-  </documentManagement>
-</p:properties>
-</file>
-
-<file path=customXml/itemProps14.xml><?xml version="1.0" encoding="utf-8"?>
-<ds:datastoreItem xmlns:ds="http://schemas.openxmlformats.org/officeDocument/2006/customXml" ds:itemID="{55AF091B-3C7A-41E3-B477-F2FDAA23CFDA}">
-  <ds:schemaRefs>
-    <ds:schemaRef ds:uri="http://schemas.microsoft.com/office/2006/coverPageProps"/>
-  </ds:schemaRefs>
-</ds:datastoreItem>
-</file>
-
-<file path=customXml/itemProps22.xml><?xml version="1.0" encoding="utf-8"?>
-<ds:datastoreItem xmlns:ds="http://schemas.openxmlformats.org/officeDocument/2006/customXml" ds:itemID="{9479F8D5-9553-4929-9449-08C185B1A160}">
-  <ds:schemaRefs>
-    <ds:schemaRef ds:uri="http://schemas.openxmlformats.org/officeDocument/2006/bibliography"/>
-  </ds:schemaRefs>
-</ds:datastoreItem>
-</file>
-
-<file path=customXml/itemProps33.xml><?xml version="1.0" encoding="utf-8"?>
-<ds:datastoreItem xmlns:ds="http://schemas.openxmlformats.org/officeDocument/2006/customXml" ds:itemID="{CA6CF6CB-AA5D-4712-92C7-DE6FA3C3FC6F}"/>
-</file>
-
-<file path=customXml/itemProps41.xml><?xml version="1.0" encoding="utf-8"?>
-<ds:datastoreItem xmlns:ds="http://schemas.openxmlformats.org/officeDocument/2006/customXml" ds:itemID="{70D986A6-C9B4-4D5B-B8F0-125800FB339D}"/>
-</file>
-
-<file path=customXml/itemProps55.xml><?xml version="1.0" encoding="utf-8"?>
-<ds:datastoreItem xmlns:ds="http://schemas.openxmlformats.org/officeDocument/2006/customXml" ds:itemID="{7972549A-7A8F-4639-895C-68AD5CD982BF}"/>
 </file>